--- a/Academic CV/Seb Bate CV.docx
+++ b/Academic CV/Seb Bate CV.docx
@@ -1,6 +1,6 @@
 
 <file path=word/document.xml><?xml version="1.0" encoding="utf-8"?>
-<w:document xmlns:wpc="http://schemas.microsoft.com/office/word/2010/wordprocessingCanvas" xmlns:cx="http://schemas.microsoft.com/office/drawing/2014/chartex" xmlns:cx1="http://schemas.microsoft.com/office/drawing/2015/9/8/chartex" xmlns:cx2="http://schemas.microsoft.com/office/drawing/2015/10/21/chartex" xmlns:cx3="http://schemas.microsoft.com/office/drawing/2016/5/9/chartex" xmlns:cx4="http://schemas.microsoft.com/office/drawing/2016/5/10/chartex" xmlns:cx5="http://schemas.microsoft.com/office/drawing/2016/5/11/chartex" xmlns:cx6="http://schemas.microsoft.com/office/drawing/2016/5/12/chartex" xmlns:cx7="http://schemas.microsoft.com/office/drawing/2016/5/13/chartex" xmlns:cx8="http://schemas.microsoft.com/office/drawing/2016/5/14/chartex" xmlns:mc="http://schemas.openxmlformats.org/markup-compatibility/2006" xmlns:aink="http://schemas.microsoft.com/office/drawing/2016/ink" xmlns:am3d="http://schemas.microsoft.com/office/drawing/2017/model3d" xmlns:o="urn:schemas-microsoft-com:office:office" xmlns:oel="http://schemas.microsoft.com/office/2019/extlst" xmlns:r="http://schemas.openxmlformats.org/officeDocument/2006/relationships" xmlns:m="http://schemas.openxmlformats.org/officeDocument/2006/math" xmlns:v="urn:schemas-microsoft-com:vml" xmlns:wp14="http://schemas.microsoft.com/office/word/2010/wordprocessingDrawing" xmlns:wp="http://schemas.openxmlformats.org/drawingml/2006/wordprocessingDrawing" xmlns:w10="urn:schemas-microsoft-com:office:word" xmlns:w="http://schemas.openxmlformats.org/wordprocessingml/2006/main" xmlns:w14="http://schemas.microsoft.com/office/word/2010/wordml" xmlns:w15="http://schemas.microsoft.com/office/word/2012/wordml" xmlns:w16cex="http://schemas.microsoft.com/office/word/2018/wordml/cex" xmlns:w16cid="http://schemas.microsoft.com/office/word/2016/wordml/cid" xmlns:w16="http://schemas.microsoft.com/office/word/2018/wordml" xmlns:w16sdtdh="http://schemas.microsoft.com/office/word/2020/wordml/sdtdatahash" xmlns:w16se="http://schemas.microsoft.com/office/word/2015/wordml/symex" xmlns:wpg="http://schemas.microsoft.com/office/word/2010/wordprocessingGroup" xmlns:wpi="http://schemas.microsoft.com/office/word/2010/wordprocessingInk" xmlns:wne="http://schemas.microsoft.com/office/word/2006/wordml" xmlns:wps="http://schemas.microsoft.com/office/word/2010/wordprocessingShape" mc:Ignorable="w14 w15 w16se w16cid w16 w16cex w16sdtdh wp14">
+<w:document xmlns:wpc="http://schemas.microsoft.com/office/word/2010/wordprocessingCanvas" xmlns:cx="http://schemas.microsoft.com/office/drawing/2014/chartex" xmlns:cx1="http://schemas.microsoft.com/office/drawing/2015/9/8/chartex" xmlns:cx2="http://schemas.microsoft.com/office/drawing/2015/10/21/chartex" xmlns:cx3="http://schemas.microsoft.com/office/drawing/2016/5/9/chartex" xmlns:cx4="http://schemas.microsoft.com/office/drawing/2016/5/10/chartex" xmlns:cx5="http://schemas.microsoft.com/office/drawing/2016/5/11/chartex" xmlns:cx6="http://schemas.microsoft.com/office/drawing/2016/5/12/chartex" xmlns:cx7="http://schemas.microsoft.com/office/drawing/2016/5/13/chartex" xmlns:cx8="http://schemas.microsoft.com/office/drawing/2016/5/14/chartex" xmlns:mc="http://schemas.openxmlformats.org/markup-compatibility/2006" xmlns:aink="http://schemas.microsoft.com/office/drawing/2016/ink" xmlns:am3d="http://schemas.microsoft.com/office/drawing/2017/model3d" xmlns:o="urn:schemas-microsoft-com:office:office" xmlns:oel="http://schemas.microsoft.com/office/2019/extlst" xmlns:r="http://schemas.openxmlformats.org/officeDocument/2006/relationships" xmlns:m="http://schemas.openxmlformats.org/officeDocument/2006/math" xmlns:v="urn:schemas-microsoft-com:vml" xmlns:wp14="http://schemas.microsoft.com/office/word/2010/wordprocessingDrawing" xmlns:wp="http://schemas.openxmlformats.org/drawingml/2006/wordprocessingDrawing" xmlns:w10="urn:schemas-microsoft-com:office:word" xmlns:w="http://schemas.openxmlformats.org/wordprocessingml/2006/main" xmlns:w14="http://schemas.microsoft.com/office/word/2010/wordml" xmlns:w15="http://schemas.microsoft.com/office/word/2012/wordml" xmlns:w16cei="http://schemas.microsoft.com/office/word/2026/wordml/cei" xmlns:w16cex="http://schemas.microsoft.com/office/word/2018/wordml/cex" xmlns:w16cid="http://schemas.microsoft.com/office/word/2016/wordml/cid" xmlns:w16="http://schemas.microsoft.com/office/word/2018/wordml" xmlns:w16du="http://schemas.microsoft.com/office/word/2023/wordml/word16du" xmlns:w16sdtdh="http://schemas.microsoft.com/office/word/2020/wordml/sdtdatahash" xmlns:w16sdtfl="http://schemas.microsoft.com/office/word/2024/wordml/sdtformatlock" xmlns:w16se="http://schemas.microsoft.com/office/word/2015/wordml/symex" xmlns:wpg="http://schemas.microsoft.com/office/word/2010/wordprocessingGroup" xmlns:wpi="http://schemas.microsoft.com/office/word/2010/wordprocessingInk" xmlns:wne="http://schemas.microsoft.com/office/word/2006/wordml" xmlns:wps="http://schemas.microsoft.com/office/word/2010/wordprocessingShape" mc:Ignorable="w14 w15 w16se w16cid w16 w16cex w16sdtdh w16sdtfl w16du wp14">
   <w:body>
     <w:p>
       <w:pPr>
@@ -763,25 +763,7 @@
           <w:sz w:val="22"/>
           <w:szCs w:val="22"/>
         </w:rPr>
-        <w:t>(</w:t>
-      </w:r>
-      <w:proofErr w:type="gramStart"/>
-      <w:r>
-        <w:rPr>
-          <w:rFonts w:asciiTheme="minorHAnsi" w:hAnsiTheme="minorHAnsi" w:cs="Arial"/>
-          <w:sz w:val="22"/>
-          <w:szCs w:val="22"/>
-        </w:rPr>
-        <w:t>grade</w:t>
-      </w:r>
-      <w:proofErr w:type="gramEnd"/>
-      <w:r>
-        <w:rPr>
-          <w:rFonts w:asciiTheme="minorHAnsi" w:hAnsiTheme="minorHAnsi" w:cs="Arial"/>
-          <w:sz w:val="22"/>
-          <w:szCs w:val="22"/>
-        </w:rPr>
-        <w:t xml:space="preserve"> </w:t>
+        <w:t xml:space="preserve">(grade </w:t>
       </w:r>
       <w:r>
         <w:rPr>
@@ -1084,41 +1066,18 @@
         <w:rPr>
           <w:rFonts w:asciiTheme="minorHAnsi" w:hAnsiTheme="minorHAnsi" w:cs="Arial"/>
           <w:b/>
-          <w:sz w:val="22"/>
-          <w:szCs w:val="22"/>
-        </w:rPr>
-      </w:pPr>
-      <w:r>
-        <w:rPr>
-          <w:rFonts w:asciiTheme="minorHAnsi" w:hAnsiTheme="minorHAnsi" w:cs="Arial"/>
-          <w:sz w:val="22"/>
-          <w:szCs w:val="22"/>
-        </w:rPr>
-        <w:t>Mar 2021</w:t>
-      </w:r>
-      <w:r>
-        <w:rPr>
-          <w:rFonts w:asciiTheme="minorHAnsi" w:hAnsiTheme="minorHAnsi" w:cs="Arial"/>
-          <w:sz w:val="22"/>
-          <w:szCs w:val="22"/>
-        </w:rPr>
-        <w:t xml:space="preserve"> </w:t>
-      </w:r>
-      <w:r>
-        <w:rPr>
-          <w:rFonts w:asciiTheme="minorHAnsi" w:hAnsiTheme="minorHAnsi" w:cs="Arial"/>
-          <w:sz w:val="22"/>
-          <w:szCs w:val="22"/>
-        </w:rPr>
-        <w:t>-</w:t>
-      </w:r>
-      <w:r>
-        <w:rPr>
-          <w:rFonts w:asciiTheme="minorHAnsi" w:hAnsiTheme="minorHAnsi" w:cs="Arial"/>
-          <w:sz w:val="22"/>
-          <w:szCs w:val="22"/>
-        </w:rPr>
-        <w:t xml:space="preserve"> </w:t>
+          <w:bCs/>
+          <w:sz w:val="22"/>
+          <w:szCs w:val="22"/>
+        </w:rPr>
+      </w:pPr>
+      <w:r>
+        <w:rPr>
+          <w:rFonts w:asciiTheme="minorHAnsi" w:hAnsiTheme="minorHAnsi" w:cs="Arial"/>
+          <w:sz w:val="22"/>
+          <w:szCs w:val="22"/>
+        </w:rPr>
+        <w:t xml:space="preserve">Jan 2026 - </w:t>
       </w:r>
       <w:r>
         <w:rPr>
@@ -1132,37 +1091,21 @@
         <w:rPr>
           <w:rFonts w:asciiTheme="minorHAnsi" w:hAnsiTheme="minorHAnsi" w:cs="Arial"/>
           <w:b/>
-          <w:sz w:val="22"/>
-          <w:szCs w:val="22"/>
-        </w:rPr>
-        <w:t>Junior</w:t>
+          <w:bCs/>
+          <w:sz w:val="22"/>
+          <w:szCs w:val="22"/>
+        </w:rPr>
+        <w:t>Research Technical Professional</w:t>
       </w:r>
       <w:r>
         <w:rPr>
           <w:rFonts w:asciiTheme="minorHAnsi" w:hAnsiTheme="minorHAnsi" w:cs="Arial"/>
           <w:b/>
-          <w:sz w:val="22"/>
-          <w:szCs w:val="22"/>
-        </w:rPr>
-        <w:t xml:space="preserve"> </w:t>
-      </w:r>
-      <w:r>
-        <w:rPr>
-          <w:rFonts w:asciiTheme="minorHAnsi" w:hAnsiTheme="minorHAnsi" w:cs="Arial"/>
-          <w:b/>
-          <w:sz w:val="22"/>
-          <w:szCs w:val="22"/>
-        </w:rPr>
-        <w:t>Medical Statistician</w:t>
-      </w:r>
-      <w:r>
-        <w:rPr>
-          <w:rFonts w:asciiTheme="minorHAnsi" w:hAnsiTheme="minorHAnsi" w:cs="Arial"/>
-          <w:b/>
-          <w:sz w:val="22"/>
-          <w:szCs w:val="22"/>
-        </w:rPr>
-        <w:t xml:space="preserve"> </w:t>
+          <w:bCs/>
+          <w:sz w:val="22"/>
+          <w:szCs w:val="22"/>
+        </w:rPr>
+        <w:t xml:space="preserve"> (Statistics)</w:t>
       </w:r>
     </w:p>
     <w:p>
@@ -1179,6 +1122,7 @@
         <w:rPr>
           <w:rFonts w:asciiTheme="minorHAnsi" w:hAnsiTheme="minorHAnsi" w:cs="Arial"/>
           <w:b/>
+          <w:bCs/>
           <w:sz w:val="22"/>
           <w:szCs w:val="22"/>
         </w:rPr>
@@ -1190,23 +1134,7 @@
           <w:sz w:val="22"/>
           <w:szCs w:val="22"/>
         </w:rPr>
-        <w:t>Research and Innovation, Manchester U</w:t>
-      </w:r>
-      <w:r>
-        <w:rPr>
-          <w:rFonts w:asciiTheme="minorHAnsi" w:hAnsiTheme="minorHAnsi" w:cs="Arial"/>
-          <w:sz w:val="22"/>
-          <w:szCs w:val="22"/>
-        </w:rPr>
-        <w:t>niversity NHS Foundation Trust</w:t>
-      </w:r>
-      <w:r>
-        <w:rPr>
-          <w:rFonts w:asciiTheme="minorHAnsi" w:hAnsiTheme="minorHAnsi" w:cs="Arial"/>
-          <w:sz w:val="22"/>
-          <w:szCs w:val="22"/>
-        </w:rPr>
-        <w:t xml:space="preserve"> (MFT)</w:t>
+        <w:t>Centre for Digital Data Research (CDDR), Manchester Metropolitan University</w:t>
       </w:r>
     </w:p>
     <w:p>
@@ -1327,6 +1255,140 @@
         </w:rPr>
         <w:t>Previous Appointments</w:t>
       </w:r>
+    </w:p>
+    <w:p>
+      <w:pPr>
+        <w:spacing w:line="276" w:lineRule="auto"/>
+        <w:ind w:left="2410" w:right="321" w:hanging="2410"/>
+        <w:rPr>
+          <w:rFonts w:asciiTheme="minorHAnsi" w:hAnsiTheme="minorHAnsi" w:cs="Arial"/>
+          <w:b/>
+          <w:sz w:val="22"/>
+          <w:szCs w:val="22"/>
+        </w:rPr>
+      </w:pPr>
+      <w:r>
+        <w:rPr>
+          <w:rFonts w:asciiTheme="minorHAnsi" w:hAnsiTheme="minorHAnsi" w:cs="Arial"/>
+          <w:sz w:val="22"/>
+          <w:szCs w:val="22"/>
+        </w:rPr>
+        <w:t>Mar 2021</w:t>
+      </w:r>
+      <w:r>
+        <w:rPr>
+          <w:rFonts w:asciiTheme="minorHAnsi" w:hAnsiTheme="minorHAnsi" w:cs="Arial"/>
+          <w:sz w:val="22"/>
+          <w:szCs w:val="22"/>
+        </w:rPr>
+        <w:t xml:space="preserve"> </w:t>
+      </w:r>
+      <w:r>
+        <w:rPr>
+          <w:rFonts w:asciiTheme="minorHAnsi" w:hAnsiTheme="minorHAnsi" w:cs="Arial"/>
+          <w:sz w:val="22"/>
+          <w:szCs w:val="22"/>
+        </w:rPr>
+        <w:t>–</w:t>
+      </w:r>
+      <w:r>
+        <w:rPr>
+          <w:rFonts w:asciiTheme="minorHAnsi" w:hAnsiTheme="minorHAnsi" w:cs="Arial"/>
+          <w:sz w:val="22"/>
+          <w:szCs w:val="22"/>
+        </w:rPr>
+        <w:t xml:space="preserve"> </w:t>
+      </w:r>
+      <w:r>
+        <w:rPr>
+          <w:rFonts w:asciiTheme="minorHAnsi" w:hAnsiTheme="minorHAnsi" w:cs="Arial"/>
+          <w:sz w:val="22"/>
+          <w:szCs w:val="22"/>
+        </w:rPr>
+        <w:t>Jan 2026</w:t>
+      </w:r>
+      <w:r>
+        <w:rPr>
+          <w:rFonts w:asciiTheme="minorHAnsi" w:hAnsiTheme="minorHAnsi" w:cs="Arial"/>
+          <w:sz w:val="22"/>
+          <w:szCs w:val="22"/>
+        </w:rPr>
+        <w:tab/>
+      </w:r>
+      <w:r>
+        <w:rPr>
+          <w:rFonts w:asciiTheme="minorHAnsi" w:hAnsiTheme="minorHAnsi" w:cs="Arial"/>
+          <w:b/>
+          <w:sz w:val="22"/>
+          <w:szCs w:val="22"/>
+        </w:rPr>
+        <w:t>Junior</w:t>
+      </w:r>
+      <w:r>
+        <w:rPr>
+          <w:rFonts w:asciiTheme="minorHAnsi" w:hAnsiTheme="minorHAnsi" w:cs="Arial"/>
+          <w:b/>
+          <w:sz w:val="22"/>
+          <w:szCs w:val="22"/>
+        </w:rPr>
+        <w:t xml:space="preserve"> Medical Statistician</w:t>
+      </w:r>
+      <w:r>
+        <w:rPr>
+          <w:rFonts w:asciiTheme="minorHAnsi" w:hAnsiTheme="minorHAnsi" w:cs="Arial"/>
+          <w:b/>
+          <w:sz w:val="22"/>
+          <w:szCs w:val="22"/>
+        </w:rPr>
+        <w:t xml:space="preserve"> </w:t>
+      </w:r>
+    </w:p>
+    <w:p>
+      <w:pPr>
+        <w:spacing w:line="276" w:lineRule="auto"/>
+        <w:ind w:left="2410" w:right="321" w:hanging="2410"/>
+        <w:rPr>
+          <w:rFonts w:asciiTheme="minorHAnsi" w:hAnsiTheme="minorHAnsi" w:cs="Arial"/>
+          <w:sz w:val="22"/>
+          <w:szCs w:val="22"/>
+        </w:rPr>
+      </w:pPr>
+      <w:r>
+        <w:rPr>
+          <w:rFonts w:asciiTheme="minorHAnsi" w:hAnsiTheme="minorHAnsi" w:cs="Arial"/>
+          <w:b/>
+          <w:sz w:val="22"/>
+          <w:szCs w:val="22"/>
+        </w:rPr>
+        <w:tab/>
+      </w:r>
+      <w:r>
+        <w:rPr>
+          <w:rFonts w:asciiTheme="minorHAnsi" w:hAnsiTheme="minorHAnsi" w:cs="Arial"/>
+          <w:sz w:val="22"/>
+          <w:szCs w:val="22"/>
+        </w:rPr>
+        <w:t>Research and Innovation, Manchester U</w:t>
+      </w:r>
+      <w:r>
+        <w:rPr>
+          <w:rFonts w:asciiTheme="minorHAnsi" w:hAnsiTheme="minorHAnsi" w:cs="Arial"/>
+          <w:sz w:val="22"/>
+          <w:szCs w:val="22"/>
+        </w:rPr>
+        <w:t>niversity NHS Foundation Trust (MFT)</w:t>
+      </w:r>
+    </w:p>
+    <w:p>
+      <w:pPr>
+        <w:spacing w:line="276" w:lineRule="auto"/>
+        <w:ind w:left="2410" w:right="323" w:hanging="2410"/>
+        <w:rPr>
+          <w:rFonts w:asciiTheme="minorHAnsi" w:hAnsiTheme="minorHAnsi" w:cs="Arial"/>
+          <w:sz w:val="22"/>
+          <w:szCs w:val="22"/>
+        </w:rPr>
+      </w:pPr>
     </w:p>
     <w:p>
       <w:pPr>
@@ -1461,6 +1523,11 @@
     <w:p>
       <w:pPr>
         <w:pStyle w:val="Bibliography"/>
+        <w:numPr>
+          <w:ilvl w:val="0"/>
+          <w:numId w:val="34"/>
+        </w:numPr>
+        <w:ind w:left="709" w:hanging="349"/>
         <w:rPr>
           <w:rFonts w:eastAsia="Times New Roman" w:cstheme="minorHAnsi"/>
           <w:sz w:val="22"/>
@@ -1473,21 +1540,191 @@
       <w:r>
         <w:rPr>
           <w:rFonts w:eastAsia="Times New Roman" w:cstheme="minorHAnsi"/>
-          <w:sz w:val="22"/>
-          <w:szCs w:val="22"/>
-          <w:lang w:val="en-GB"/>
-        </w:rPr>
-        <w:t xml:space="preserve">1. </w:t>
-      </w:r>
-      <w:r>
-        <w:rPr>
-          <w:rFonts w:eastAsia="Times New Roman" w:cstheme="minorHAnsi"/>
-          <w:sz w:val="22"/>
-          <w:szCs w:val="22"/>
-          <w:lang w:val="en-GB"/>
-        </w:rPr>
-        <w:tab/>
-        <w:t>Bate S, Brix SR. From prediction tools to precision medicine in antineutrophil cytoplasmic antibody</w:t>
+          <w:b/>
+          <w:bCs/>
+          <w:sz w:val="22"/>
+          <w:szCs w:val="22"/>
+          <w:lang w:val="en-GB"/>
+        </w:rPr>
+        <w:lastRenderedPageBreak/>
+        <w:t>Bate, S.,</w:t>
+      </w:r>
+      <w:r>
+        <w:rPr>
+          <w:rFonts w:eastAsia="Times New Roman" w:cstheme="minorHAnsi"/>
+          <w:sz w:val="22"/>
+          <w:szCs w:val="22"/>
+          <w:lang w:val="en-GB"/>
+        </w:rPr>
+        <w:t xml:space="preserve"> McGovern, D., </w:t>
+      </w:r>
+      <w:proofErr w:type="spellStart"/>
+      <w:r>
+        <w:rPr>
+          <w:rFonts w:eastAsia="Times New Roman" w:cstheme="minorHAnsi"/>
+          <w:sz w:val="22"/>
+          <w:szCs w:val="22"/>
+          <w:lang w:val="en-GB"/>
+        </w:rPr>
+        <w:t>Costigliolo</w:t>
+      </w:r>
+      <w:proofErr w:type="spellEnd"/>
+      <w:r>
+        <w:rPr>
+          <w:rFonts w:eastAsia="Times New Roman" w:cstheme="minorHAnsi"/>
+          <w:sz w:val="22"/>
+          <w:szCs w:val="22"/>
+          <w:lang w:val="en-GB"/>
+        </w:rPr>
+        <w:t xml:space="preserve">, F., Tan, P. G., Kratky, V., Scott, J., Chapman, G. B., Brown, N., Floyd, L., </w:t>
+      </w:r>
+      <w:proofErr w:type="spellStart"/>
+      <w:r>
+        <w:rPr>
+          <w:rFonts w:eastAsia="Times New Roman" w:cstheme="minorHAnsi"/>
+          <w:sz w:val="22"/>
+          <w:szCs w:val="22"/>
+          <w:lang w:val="en-GB"/>
+        </w:rPr>
+        <w:t>Brilland</w:t>
+      </w:r>
+      <w:proofErr w:type="spellEnd"/>
+      <w:r>
+        <w:rPr>
+          <w:rFonts w:eastAsia="Times New Roman" w:cstheme="minorHAnsi"/>
+          <w:sz w:val="22"/>
+          <w:szCs w:val="22"/>
+          <w:lang w:val="en-GB"/>
+        </w:rPr>
+        <w:t xml:space="preserve">, B., Martín-Nares, E., Aydın, M. F., Ilyas, D., Butt, A., Nic an </w:t>
+      </w:r>
+      <w:proofErr w:type="spellStart"/>
+      <w:r>
+        <w:rPr>
+          <w:rFonts w:eastAsia="Times New Roman" w:cstheme="minorHAnsi"/>
+          <w:sz w:val="22"/>
+          <w:szCs w:val="22"/>
+          <w:lang w:val="en-GB"/>
+        </w:rPr>
+        <w:t>Riogh</w:t>
+      </w:r>
+      <w:proofErr w:type="spellEnd"/>
+      <w:r>
+        <w:rPr>
+          <w:rFonts w:eastAsia="Times New Roman" w:cstheme="minorHAnsi"/>
+          <w:sz w:val="22"/>
+          <w:szCs w:val="22"/>
+          <w:lang w:val="en-GB"/>
+        </w:rPr>
+        <w:t>, E., Kollar, M., Lees, J. S., Yildiz, A., Hinojosa-</w:t>
+      </w:r>
+      <w:proofErr w:type="spellStart"/>
+      <w:r>
+        <w:rPr>
+          <w:rFonts w:eastAsia="Times New Roman" w:cstheme="minorHAnsi"/>
+          <w:sz w:val="22"/>
+          <w:szCs w:val="22"/>
+          <w:lang w:val="en-GB"/>
+        </w:rPr>
+        <w:t>Azaola</w:t>
+      </w:r>
+      <w:proofErr w:type="spellEnd"/>
+      <w:r>
+        <w:rPr>
+          <w:rFonts w:eastAsia="Times New Roman" w:cstheme="minorHAnsi"/>
+          <w:sz w:val="22"/>
+          <w:szCs w:val="22"/>
+          <w:lang w:val="en-GB"/>
+        </w:rPr>
+        <w:t>, A., … Brix, S. R. (2023). The Improved Kidney Risk Score in ANCA-Associated Vasculitis for Clinical Practice and Trials. </w:t>
+      </w:r>
+      <w:r>
+        <w:rPr>
+          <w:rFonts w:eastAsia="Times New Roman" w:cstheme="minorHAnsi"/>
+          <w:i/>
+          <w:iCs/>
+          <w:sz w:val="22"/>
+          <w:szCs w:val="22"/>
+          <w:lang w:val="en-GB"/>
+        </w:rPr>
+        <w:t>Journal of the American Society of Nephrology</w:t>
+      </w:r>
+      <w:r>
+        <w:rPr>
+          <w:rFonts w:eastAsia="Times New Roman" w:cstheme="minorHAnsi"/>
+          <w:sz w:val="22"/>
+          <w:szCs w:val="22"/>
+          <w:lang w:val="en-GB"/>
+        </w:rPr>
+        <w:t>, </w:t>
+      </w:r>
+      <w:r>
+        <w:rPr>
+          <w:rFonts w:eastAsia="Times New Roman" w:cstheme="minorHAnsi"/>
+          <w:i/>
+          <w:iCs/>
+          <w:sz w:val="22"/>
+          <w:szCs w:val="22"/>
+          <w:lang w:val="en-GB"/>
+        </w:rPr>
+        <w:t>35</w:t>
+      </w:r>
+      <w:r>
+        <w:rPr>
+          <w:rFonts w:eastAsia="Times New Roman" w:cstheme="minorHAnsi"/>
+          <w:sz w:val="22"/>
+          <w:szCs w:val="22"/>
+          <w:lang w:val="en-GB"/>
+        </w:rPr>
+        <w:t xml:space="preserve">(3), 335–346. </w:t>
+      </w:r>
+      <w:hyperlink r:id="rId11" w:history="1">
+        <w:r>
+          <w:rPr>
+            <w:rStyle w:val="Hyperlink"/>
+            <w:rFonts w:eastAsia="Times New Roman" w:cstheme="minorHAnsi"/>
+            <w:sz w:val="22"/>
+            <w:szCs w:val="22"/>
+            <w:lang w:val="en-GB"/>
+          </w:rPr>
+          <w:t>https://doi.org/10.1681/ASN.0000000000000274</w:t>
+        </w:r>
+      </w:hyperlink>
+    </w:p>
+    <w:p>
+      <w:pPr>
+        <w:pStyle w:val="Bibliography"/>
+        <w:numPr>
+          <w:ilvl w:val="0"/>
+          <w:numId w:val="34"/>
+        </w:numPr>
+        <w:ind w:left="709" w:hanging="349"/>
+        <w:rPr>
+          <w:rFonts w:eastAsia="Times New Roman" w:cstheme="minorHAnsi"/>
+          <w:sz w:val="22"/>
+          <w:szCs w:val="22"/>
+          <w:lang w:val="en-GB"/>
+        </w:rPr>
+      </w:pPr>
+      <w:r>
+        <w:rPr>
+          <w:rFonts w:eastAsia="Times New Roman" w:cstheme="minorHAnsi"/>
+          <w:b/>
+          <w:bCs/>
+          <w:sz w:val="22"/>
+          <w:szCs w:val="22"/>
+          <w:lang w:val="en-GB"/>
+        </w:rPr>
+        <w:t>Bate S,</w:t>
+      </w:r>
+      <w:r>
+        <w:rPr>
+          <w:rFonts w:eastAsia="Times New Roman" w:cstheme="minorHAnsi"/>
+          <w:sz w:val="22"/>
+          <w:szCs w:val="22"/>
+          <w:lang w:val="en-GB"/>
+        </w:rPr>
+        <w:t xml:space="preserve"> Brix SR. From prediction tools to precision medicine in antineutrophil cytoplasmic antibody</w:t>
       </w:r>
       <w:r>
         <w:rPr>
@@ -1507,7 +1744,7 @@
         </w:rPr>
         <w:t>associated vasculitis. The Journal of Rheumatology. 2023;50(5):583-585. doi:</w:t>
       </w:r>
-      <w:hyperlink r:id="rId11">
+      <w:hyperlink r:id="rId12">
         <w:r>
           <w:rPr>
             <w:rFonts w:eastAsia="Times New Roman" w:cstheme="minorHAnsi"/>
@@ -1516,38 +1753,24 @@
           <w:t>10.3899/jrheum.230115</w:t>
         </w:r>
       </w:hyperlink>
+      <w:bookmarkStart w:id="2" w:name="ref-RAGY20231605"/>
+      <w:bookmarkEnd w:id="0"/>
     </w:p>
     <w:p>
       <w:pPr>
         <w:pStyle w:val="Bibliography"/>
-        <w:rPr>
-          <w:rFonts w:eastAsia="Times New Roman" w:cstheme="minorHAnsi"/>
-          <w:sz w:val="22"/>
-          <w:szCs w:val="22"/>
-          <w:lang w:val="en-GB"/>
-        </w:rPr>
-      </w:pPr>
-      <w:bookmarkStart w:id="2" w:name="ref-RAGY20231605"/>
-      <w:bookmarkEnd w:id="0"/>
-      <w:r>
-        <w:rPr>
-          <w:rFonts w:eastAsia="Times New Roman" w:cstheme="minorHAnsi"/>
-          <w:sz w:val="22"/>
-          <w:szCs w:val="22"/>
-          <w:lang w:val="en-GB"/>
-        </w:rPr>
-        <w:lastRenderedPageBreak/>
-        <w:t xml:space="preserve">2. </w:t>
-      </w:r>
-      <w:r>
-        <w:rPr>
-          <w:rFonts w:eastAsia="Times New Roman" w:cstheme="minorHAnsi"/>
-          <w:sz w:val="22"/>
-          <w:szCs w:val="22"/>
-          <w:lang w:val="en-GB"/>
-        </w:rPr>
-        <w:tab/>
-      </w:r>
+        <w:numPr>
+          <w:ilvl w:val="0"/>
+          <w:numId w:val="34"/>
+        </w:numPr>
+        <w:ind w:left="709" w:hanging="349"/>
+        <w:rPr>
+          <w:rFonts w:eastAsia="Times New Roman" w:cstheme="minorHAnsi"/>
+          <w:sz w:val="22"/>
+          <w:szCs w:val="22"/>
+          <w:lang w:val="en-GB"/>
+        </w:rPr>
+      </w:pPr>
       <w:proofErr w:type="spellStart"/>
       <w:r>
         <w:rPr>
@@ -1556,7 +1779,7 @@
           <w:szCs w:val="22"/>
           <w:lang w:val="en-GB"/>
         </w:rPr>
-        <w:t>Ragy</w:t>
+        <w:t>Mathioudakis</w:t>
       </w:r>
       <w:proofErr w:type="spellEnd"/>
       <w:r>
@@ -1566,9 +1789,368 @@
           <w:szCs w:val="22"/>
           <w:lang w:val="en-GB"/>
         </w:rPr>
-        <w:t xml:space="preserve"> O, Bate S, Bukhari S, et al. PLA2R antibody does not outperform conventional clinical markers in predicting outcomes in membranous nephropathy. Kidney International Reports. 2023;8(8):1605-1615. doi:</w:t>
-      </w:r>
-      <w:hyperlink r:id="rId12">
+        <w:t xml:space="preserve">, A.G., </w:t>
+      </w:r>
+      <w:r>
+        <w:rPr>
+          <w:rFonts w:eastAsia="Times New Roman" w:cstheme="minorHAnsi"/>
+          <w:b/>
+          <w:bCs/>
+          <w:sz w:val="22"/>
+          <w:szCs w:val="22"/>
+          <w:lang w:val="en-GB"/>
+        </w:rPr>
+        <w:t>Bate, S</w:t>
+      </w:r>
+      <w:r>
+        <w:rPr>
+          <w:rFonts w:eastAsia="Times New Roman" w:cstheme="minorHAnsi"/>
+          <w:sz w:val="22"/>
+          <w:szCs w:val="22"/>
+          <w:lang w:val="en-GB"/>
+        </w:rPr>
+        <w:t>., Sivapalan, P., Jensen, J.U.S., Singh, D. and Vestbo, J., 2024. Rethinking blood eosinophils for assessing inhaled corticosteroids response in COPD: a post hoc analysis from the FLAME trial. </w:t>
+      </w:r>
+      <w:r>
+        <w:rPr>
+          <w:rFonts w:eastAsia="Times New Roman" w:cstheme="minorHAnsi"/>
+          <w:i/>
+          <w:iCs/>
+          <w:sz w:val="22"/>
+          <w:szCs w:val="22"/>
+          <w:lang w:val="en-GB"/>
+        </w:rPr>
+        <w:t>Chest</w:t>
+      </w:r>
+      <w:r>
+        <w:rPr>
+          <w:rFonts w:eastAsia="Times New Roman" w:cstheme="minorHAnsi"/>
+          <w:sz w:val="22"/>
+          <w:szCs w:val="22"/>
+          <w:lang w:val="en-GB"/>
+        </w:rPr>
+        <w:t>, </w:t>
+      </w:r>
+      <w:r>
+        <w:rPr>
+          <w:rFonts w:eastAsia="Times New Roman" w:cstheme="minorHAnsi"/>
+          <w:i/>
+          <w:iCs/>
+          <w:sz w:val="22"/>
+          <w:szCs w:val="22"/>
+          <w:lang w:val="en-GB"/>
+        </w:rPr>
+        <w:t>166</w:t>
+      </w:r>
+      <w:r>
+        <w:rPr>
+          <w:rFonts w:eastAsia="Times New Roman" w:cstheme="minorHAnsi"/>
+          <w:sz w:val="22"/>
+          <w:szCs w:val="22"/>
+          <w:lang w:val="en-GB"/>
+        </w:rPr>
+        <w:t>(5), pp.987-997.</w:t>
+      </w:r>
+      <w:r>
+        <w:rPr>
+          <w:rFonts w:eastAsia="Times New Roman" w:cstheme="minorHAnsi"/>
+          <w:sz w:val="22"/>
+          <w:szCs w:val="22"/>
+          <w:lang w:val="en-GB"/>
+        </w:rPr>
+        <w:t xml:space="preserve"> </w:t>
+      </w:r>
+      <w:hyperlink r:id="rId13" w:tgtFrame="_blank" w:tooltip="Persistent link using digital object identifier" w:history="1">
+        <w:r>
+          <w:rPr>
+            <w:rStyle w:val="Hyperlink"/>
+            <w:rFonts w:eastAsia="Times New Roman" w:cstheme="minorHAnsi"/>
+            <w:sz w:val="22"/>
+            <w:szCs w:val="22"/>
+            <w:lang w:val="en-GB"/>
+          </w:rPr>
+          <w:t>https://doi.org/10.1016/j.chest.2024.06.3790</w:t>
+        </w:r>
+      </w:hyperlink>
+    </w:p>
+    <w:p>
+      <w:pPr>
+        <w:pStyle w:val="Bibliography"/>
+        <w:numPr>
+          <w:ilvl w:val="0"/>
+          <w:numId w:val="34"/>
+        </w:numPr>
+        <w:ind w:left="709" w:hanging="349"/>
+        <w:rPr>
+          <w:rFonts w:eastAsia="Times New Roman" w:cstheme="minorHAnsi"/>
+          <w:sz w:val="22"/>
+          <w:szCs w:val="22"/>
+          <w:lang w:val="en-GB"/>
+        </w:rPr>
+      </w:pPr>
+      <w:proofErr w:type="spellStart"/>
+      <w:r>
+        <w:rPr>
+          <w:rFonts w:eastAsia="Times New Roman" w:cstheme="minorHAnsi"/>
+          <w:sz w:val="22"/>
+          <w:szCs w:val="22"/>
+          <w:lang w:val="en-GB"/>
+        </w:rPr>
+        <w:t>Mathioudakis</w:t>
+      </w:r>
+      <w:proofErr w:type="spellEnd"/>
+      <w:r>
+        <w:rPr>
+          <w:rFonts w:eastAsia="Times New Roman" w:cstheme="minorHAnsi"/>
+          <w:sz w:val="22"/>
+          <w:szCs w:val="22"/>
+          <w:lang w:val="en-GB"/>
+        </w:rPr>
+        <w:t xml:space="preserve">, A.G., </w:t>
+      </w:r>
+      <w:r>
+        <w:rPr>
+          <w:rFonts w:eastAsia="Times New Roman" w:cstheme="minorHAnsi"/>
+          <w:b/>
+          <w:bCs/>
+          <w:sz w:val="22"/>
+          <w:szCs w:val="22"/>
+          <w:lang w:val="en-GB"/>
+        </w:rPr>
+        <w:t>Bate, S</w:t>
+      </w:r>
+      <w:r>
+        <w:rPr>
+          <w:rFonts w:eastAsia="Times New Roman" w:cstheme="minorHAnsi"/>
+          <w:sz w:val="22"/>
+          <w:szCs w:val="22"/>
+          <w:lang w:val="en-GB"/>
+        </w:rPr>
+        <w:t xml:space="preserve">., </w:t>
+      </w:r>
+      <w:proofErr w:type="spellStart"/>
+      <w:r>
+        <w:rPr>
+          <w:rFonts w:eastAsia="Times New Roman" w:cstheme="minorHAnsi"/>
+          <w:sz w:val="22"/>
+          <w:szCs w:val="22"/>
+          <w:lang w:val="en-GB"/>
+        </w:rPr>
+        <w:t>Chatzimavridou</w:t>
+      </w:r>
+      <w:proofErr w:type="spellEnd"/>
+      <w:r>
+        <w:rPr>
+          <w:rFonts w:eastAsia="Times New Roman" w:cstheme="minorHAnsi"/>
+          <w:sz w:val="22"/>
+          <w:szCs w:val="22"/>
+          <w:lang w:val="en-GB"/>
+        </w:rPr>
+        <w:t xml:space="preserve">-Grigoriadou, V., Sivapalan, P., Jensen, J.U.S., </w:t>
+      </w:r>
+      <w:proofErr w:type="spellStart"/>
+      <w:r>
+        <w:rPr>
+          <w:rFonts w:eastAsia="Times New Roman" w:cstheme="minorHAnsi"/>
+          <w:sz w:val="22"/>
+          <w:szCs w:val="22"/>
+          <w:lang w:val="en-GB"/>
+        </w:rPr>
+        <w:t>Bakerly</w:t>
+      </w:r>
+      <w:proofErr w:type="spellEnd"/>
+      <w:r>
+        <w:rPr>
+          <w:rFonts w:eastAsia="Times New Roman" w:cstheme="minorHAnsi"/>
+          <w:sz w:val="22"/>
+          <w:szCs w:val="22"/>
+          <w:lang w:val="en-GB"/>
+        </w:rPr>
+        <w:t>, N.D., Vestbo, J. and Singh, D., 2026. Disproportionate increase in COPD exacerbation risk for 3 months after discontinuing LAMA or ICS: insights from the FLAME trial. thorax, 81(6), pp.533-540.</w:t>
+      </w:r>
+      <w:r>
+        <w:rPr>
+          <w:rFonts w:eastAsia="Times New Roman" w:cstheme="minorHAnsi"/>
+          <w:sz w:val="22"/>
+          <w:szCs w:val="22"/>
+          <w:lang w:val="en-GB"/>
+        </w:rPr>
+        <w:t xml:space="preserve"> </w:t>
+      </w:r>
+      <w:hyperlink r:id="rId14" w:history="1">
+        <w:r>
+          <w:rPr>
+            <w:rStyle w:val="Hyperlink"/>
+            <w:rFonts w:eastAsia="Times New Roman" w:cstheme="minorHAnsi"/>
+            <w:sz w:val="22"/>
+            <w:szCs w:val="22"/>
+            <w:lang w:val="en-GB"/>
+          </w:rPr>
+          <w:t>https://doi.org/10.1136/thorax-2025-223282</w:t>
+        </w:r>
+      </w:hyperlink>
+    </w:p>
+    <w:p>
+      <w:pPr>
+        <w:pStyle w:val="Bibliography"/>
+        <w:numPr>
+          <w:ilvl w:val="0"/>
+          <w:numId w:val="34"/>
+        </w:numPr>
+        <w:ind w:left="709" w:hanging="349"/>
+        <w:rPr>
+          <w:rFonts w:eastAsia="Times New Roman" w:cstheme="minorHAnsi"/>
+          <w:sz w:val="22"/>
+          <w:szCs w:val="22"/>
+          <w:lang w:val="en-GB"/>
+        </w:rPr>
+      </w:pPr>
+      <w:proofErr w:type="spellStart"/>
+      <w:r>
+        <w:rPr>
+          <w:rFonts w:eastAsia="Times New Roman" w:cstheme="minorHAnsi"/>
+          <w:sz w:val="22"/>
+          <w:szCs w:val="22"/>
+          <w:lang w:val="en-GB"/>
+        </w:rPr>
+        <w:t>Mathioudakis</w:t>
+      </w:r>
+      <w:proofErr w:type="spellEnd"/>
+      <w:r>
+        <w:rPr>
+          <w:rFonts w:eastAsia="Times New Roman" w:cstheme="minorHAnsi"/>
+          <w:sz w:val="22"/>
+          <w:szCs w:val="22"/>
+          <w:lang w:val="en-GB"/>
+        </w:rPr>
+        <w:t xml:space="preserve">, A.G., Higham, A., </w:t>
+      </w:r>
+      <w:r>
+        <w:rPr>
+          <w:rFonts w:eastAsia="Times New Roman" w:cstheme="minorHAnsi"/>
+          <w:b/>
+          <w:bCs/>
+          <w:sz w:val="22"/>
+          <w:szCs w:val="22"/>
+          <w:lang w:val="en-GB"/>
+        </w:rPr>
+        <w:t>Bate, S</w:t>
+      </w:r>
+      <w:r>
+        <w:rPr>
+          <w:rFonts w:eastAsia="Times New Roman" w:cstheme="minorHAnsi"/>
+          <w:sz w:val="22"/>
+          <w:szCs w:val="22"/>
+          <w:lang w:val="en-GB"/>
+        </w:rPr>
+        <w:t xml:space="preserve">., </w:t>
+      </w:r>
+      <w:proofErr w:type="spellStart"/>
+      <w:r>
+        <w:rPr>
+          <w:rFonts w:eastAsia="Times New Roman" w:cstheme="minorHAnsi"/>
+          <w:sz w:val="22"/>
+          <w:szCs w:val="22"/>
+          <w:lang w:val="en-GB"/>
+        </w:rPr>
+        <w:t>Chatzimavridou</w:t>
+      </w:r>
+      <w:proofErr w:type="spellEnd"/>
+      <w:r>
+        <w:rPr>
+          <w:rFonts w:eastAsia="Times New Roman" w:cstheme="minorHAnsi"/>
+          <w:sz w:val="22"/>
+          <w:szCs w:val="22"/>
+          <w:lang w:val="en-GB"/>
+        </w:rPr>
+        <w:t>-Grigoriadou, V., Sivapalan, P., Jensen, J.U.S., Felton, T., Vestbo, J. and Singh, D., 2025. Reduced treatment response to inhaled corticosteroids in current smokers with COPD, regardless of blood eosinophil count: insights from the FLAME trial. </w:t>
+      </w:r>
+      <w:r>
+        <w:rPr>
+          <w:rFonts w:eastAsia="Times New Roman" w:cstheme="minorHAnsi"/>
+          <w:i/>
+          <w:iCs/>
+          <w:sz w:val="22"/>
+          <w:szCs w:val="22"/>
+          <w:lang w:val="en-GB"/>
+        </w:rPr>
+        <w:t>Thorax</w:t>
+      </w:r>
+      <w:r>
+        <w:rPr>
+          <w:rFonts w:eastAsia="Times New Roman" w:cstheme="minorHAnsi"/>
+          <w:sz w:val="22"/>
+          <w:szCs w:val="22"/>
+          <w:lang w:val="en-GB"/>
+        </w:rPr>
+        <w:t>, </w:t>
+      </w:r>
+      <w:r>
+        <w:rPr>
+          <w:rFonts w:eastAsia="Times New Roman" w:cstheme="minorHAnsi"/>
+          <w:i/>
+          <w:iCs/>
+          <w:sz w:val="22"/>
+          <w:szCs w:val="22"/>
+          <w:lang w:val="en-GB"/>
+        </w:rPr>
+        <w:t>80</w:t>
+      </w:r>
+      <w:r>
+        <w:rPr>
+          <w:rFonts w:eastAsia="Times New Roman" w:cstheme="minorHAnsi"/>
+          <w:sz w:val="22"/>
+          <w:szCs w:val="22"/>
+          <w:lang w:val="en-GB"/>
+        </w:rPr>
+        <w:t>(9), pp.658-661.</w:t>
+      </w:r>
+    </w:p>
+    <w:p>
+      <w:pPr>
+        <w:pStyle w:val="Bibliography"/>
+        <w:numPr>
+          <w:ilvl w:val="0"/>
+          <w:numId w:val="34"/>
+        </w:numPr>
+        <w:ind w:left="709" w:hanging="349"/>
+        <w:rPr>
+          <w:rFonts w:eastAsia="Times New Roman" w:cstheme="minorHAnsi"/>
+          <w:sz w:val="22"/>
+          <w:szCs w:val="22"/>
+          <w:lang w:val="en-GB"/>
+        </w:rPr>
+      </w:pPr>
+      <w:r>
+        <w:rPr>
+          <w:rFonts w:eastAsia="Times New Roman" w:cstheme="minorHAnsi"/>
+          <w:sz w:val="22"/>
+          <w:szCs w:val="22"/>
+          <w:lang w:val="en-GB"/>
+        </w:rPr>
+        <w:t xml:space="preserve">Ragy O, </w:t>
+      </w:r>
+      <w:r>
+        <w:rPr>
+          <w:rFonts w:eastAsia="Times New Roman" w:cstheme="minorHAnsi"/>
+          <w:b/>
+          <w:bCs/>
+          <w:sz w:val="22"/>
+          <w:szCs w:val="22"/>
+          <w:lang w:val="en-GB"/>
+        </w:rPr>
+        <w:t>Bate S,</w:t>
+      </w:r>
+      <w:r>
+        <w:rPr>
+          <w:rFonts w:eastAsia="Times New Roman" w:cstheme="minorHAnsi"/>
+          <w:sz w:val="22"/>
+          <w:szCs w:val="22"/>
+          <w:lang w:val="en-GB"/>
+        </w:rPr>
+        <w:t xml:space="preserve"> Bukhari S, et al. PLA2R antibody does not outperform conventional clinical markers in predicting outcomes in membranous nephropathy. Kidney International Reports. 2023;8(8):1605-1615. doi:</w:t>
+      </w:r>
+      <w:hyperlink r:id="rId15">
         <w:r>
           <w:rPr>
             <w:rFonts w:eastAsia="Times New Roman" w:cstheme="minorHAnsi"/>
@@ -1577,37 +2159,146 @@
           <w:t>10.1016/j.ekir.2023.05.019</w:t>
         </w:r>
       </w:hyperlink>
+      <w:bookmarkStart w:id="3" w:name="ref-FI"/>
+      <w:bookmarkEnd w:id="2"/>
     </w:p>
     <w:p>
       <w:pPr>
         <w:pStyle w:val="Bibliography"/>
-        <w:rPr>
-          <w:rFonts w:eastAsia="Times New Roman" w:cstheme="minorHAnsi"/>
-          <w:sz w:val="22"/>
-          <w:szCs w:val="22"/>
-          <w:lang w:val="en-GB"/>
-        </w:rPr>
-      </w:pPr>
-      <w:bookmarkStart w:id="3" w:name="ref-FI"/>
-      <w:bookmarkEnd w:id="2"/>
-      <w:r>
-        <w:rPr>
-          <w:rFonts w:eastAsia="Times New Roman" w:cstheme="minorHAnsi"/>
-          <w:sz w:val="22"/>
-          <w:szCs w:val="22"/>
-          <w:lang w:val="en-GB"/>
-        </w:rPr>
-        <w:t xml:space="preserve">3. </w:t>
-      </w:r>
-      <w:r>
-        <w:rPr>
-          <w:rFonts w:eastAsia="Times New Roman" w:cstheme="minorHAnsi"/>
-          <w:sz w:val="22"/>
-          <w:szCs w:val="22"/>
-          <w:lang w:val="en-GB"/>
-        </w:rPr>
-        <w:tab/>
-        <w:t xml:space="preserve">Vasant DH, Nigam GB, Bate S, </w:t>
+        <w:numPr>
+          <w:ilvl w:val="0"/>
+          <w:numId w:val="34"/>
+        </w:numPr>
+        <w:ind w:left="709" w:hanging="349"/>
+        <w:rPr>
+          <w:rFonts w:eastAsia="Times New Roman" w:cstheme="minorHAnsi"/>
+          <w:sz w:val="22"/>
+          <w:szCs w:val="22"/>
+          <w:lang w:val="en-GB"/>
+        </w:rPr>
+      </w:pPr>
+      <w:r>
+        <w:rPr>
+          <w:rFonts w:eastAsia="Times New Roman" w:cstheme="minorHAnsi"/>
+          <w:b/>
+          <w:bCs/>
+          <w:sz w:val="22"/>
+          <w:szCs w:val="22"/>
+          <w:lang w:val="en-GB"/>
+        </w:rPr>
+        <w:t xml:space="preserve">Bate, S., </w:t>
+      </w:r>
+      <w:r>
+        <w:rPr>
+          <w:rFonts w:eastAsia="Times New Roman" w:cstheme="minorHAnsi"/>
+          <w:sz w:val="22"/>
+          <w:szCs w:val="22"/>
+          <w:lang w:val="en-GB"/>
+        </w:rPr>
+        <w:t>Stokes, V., Greenlee, H., Goh, K.Y., Whiting, G., Kitchen, G., Martin, G.P., Parker, A.J. and Wilson, A., 2024. External validation of prognostic models in critical care: A cautionary tale from COVID-19 pneumonitis. </w:t>
+      </w:r>
+      <w:r>
+        <w:rPr>
+          <w:rFonts w:eastAsia="Times New Roman" w:cstheme="minorHAnsi"/>
+          <w:i/>
+          <w:iCs/>
+          <w:sz w:val="22"/>
+          <w:szCs w:val="22"/>
+          <w:lang w:val="en-GB"/>
+        </w:rPr>
+        <w:t>Critical Care Explorations</w:t>
+      </w:r>
+      <w:r>
+        <w:rPr>
+          <w:rFonts w:eastAsia="Times New Roman" w:cstheme="minorHAnsi"/>
+          <w:sz w:val="22"/>
+          <w:szCs w:val="22"/>
+          <w:lang w:val="en-GB"/>
+        </w:rPr>
+        <w:t>, </w:t>
+      </w:r>
+      <w:r>
+        <w:rPr>
+          <w:rFonts w:eastAsia="Times New Roman" w:cstheme="minorHAnsi"/>
+          <w:i/>
+          <w:iCs/>
+          <w:sz w:val="22"/>
+          <w:szCs w:val="22"/>
+          <w:lang w:val="en-GB"/>
+        </w:rPr>
+        <w:t>6</w:t>
+      </w:r>
+      <w:r>
+        <w:rPr>
+          <w:rFonts w:eastAsia="Times New Roman" w:cstheme="minorHAnsi"/>
+          <w:sz w:val="22"/>
+          <w:szCs w:val="22"/>
+          <w:lang w:val="en-GB"/>
+        </w:rPr>
+        <w:t>(4), p.e1067.</w:t>
+      </w:r>
+      <w:r>
+        <w:rPr>
+          <w:rFonts w:eastAsia="Times New Roman" w:cstheme="minorHAnsi"/>
+          <w:sz w:val="22"/>
+          <w:szCs w:val="22"/>
+          <w:lang w:val="en-GB"/>
+        </w:rPr>
+        <w:t xml:space="preserve"> </w:t>
+      </w:r>
+      <w:r>
+        <w:rPr>
+          <w:rFonts w:eastAsia="Times New Roman" w:cstheme="minorHAnsi"/>
+          <w:sz w:val="22"/>
+          <w:szCs w:val="22"/>
+          <w:lang w:val="en-GB"/>
+        </w:rPr>
+        <w:t>DOI: 10.1097/CCE.0000000000001067</w:t>
+      </w:r>
+    </w:p>
+    <w:p>
+      <w:pPr>
+        <w:pStyle w:val="Bibliography"/>
+        <w:numPr>
+          <w:ilvl w:val="0"/>
+          <w:numId w:val="34"/>
+        </w:numPr>
+        <w:ind w:left="709" w:hanging="349"/>
+        <w:rPr>
+          <w:rFonts w:eastAsia="Times New Roman" w:cstheme="minorHAnsi"/>
+          <w:sz w:val="22"/>
+          <w:szCs w:val="22"/>
+          <w:lang w:val="en-GB"/>
+        </w:rPr>
+      </w:pPr>
+      <w:r>
+        <w:rPr>
+          <w:rFonts w:eastAsia="Times New Roman" w:cstheme="minorHAnsi"/>
+          <w:sz w:val="22"/>
+          <w:szCs w:val="22"/>
+          <w:lang w:val="en-GB"/>
+        </w:rPr>
+        <w:t xml:space="preserve">Hamilton, P., </w:t>
+      </w:r>
+      <w:r>
+        <w:rPr>
+          <w:rFonts w:eastAsia="Times New Roman" w:cstheme="minorHAnsi"/>
+          <w:b/>
+          <w:bCs/>
+          <w:sz w:val="22"/>
+          <w:szCs w:val="22"/>
+          <w:lang w:val="en-GB"/>
+        </w:rPr>
+        <w:t>Bate, S</w:t>
+      </w:r>
+      <w:r>
+        <w:rPr>
+          <w:rFonts w:eastAsia="Times New Roman" w:cstheme="minorHAnsi"/>
+          <w:sz w:val="22"/>
+          <w:szCs w:val="22"/>
+          <w:lang w:val="en-GB"/>
+        </w:rPr>
+        <w:t xml:space="preserve">., Ragy, O., Hiremath, M., Bukhari, S., Rao, A., Khwaja, A. and </w:t>
       </w:r>
       <w:proofErr w:type="spellStart"/>
       <w:r>
@@ -1617,7 +2308,7 @@
           <w:szCs w:val="22"/>
           <w:lang w:val="en-GB"/>
         </w:rPr>
-        <w:t>Hamdy</w:t>
+        <w:t>Kanigicherla</w:t>
       </w:r>
       <w:proofErr w:type="spellEnd"/>
       <w:r>
@@ -1627,7 +2318,113 @@
           <w:szCs w:val="22"/>
           <w:lang w:val="en-GB"/>
         </w:rPr>
-        <w:t xml:space="preserve"> S, </w:t>
+        <w:t>, D.A.K., 2025. Impact of time-to-treatment on outcomes in autoimmune membranous nephropathy. </w:t>
+      </w:r>
+      <w:r>
+        <w:rPr>
+          <w:rFonts w:eastAsia="Times New Roman" w:cstheme="minorHAnsi"/>
+          <w:i/>
+          <w:iCs/>
+          <w:sz w:val="22"/>
+          <w:szCs w:val="22"/>
+          <w:lang w:val="en-GB"/>
+        </w:rPr>
+        <w:t>Kidney International Reports</w:t>
+      </w:r>
+      <w:r>
+        <w:rPr>
+          <w:rFonts w:eastAsia="Times New Roman" w:cstheme="minorHAnsi"/>
+          <w:sz w:val="22"/>
+          <w:szCs w:val="22"/>
+          <w:lang w:val="en-GB"/>
+        </w:rPr>
+        <w:t>, </w:t>
+      </w:r>
+      <w:r>
+        <w:rPr>
+          <w:rFonts w:eastAsia="Times New Roman" w:cstheme="minorHAnsi"/>
+          <w:i/>
+          <w:iCs/>
+          <w:sz w:val="22"/>
+          <w:szCs w:val="22"/>
+          <w:lang w:val="en-GB"/>
+        </w:rPr>
+        <w:t>10</w:t>
+      </w:r>
+      <w:r>
+        <w:rPr>
+          <w:rFonts w:eastAsia="Times New Roman" w:cstheme="minorHAnsi"/>
+          <w:sz w:val="22"/>
+          <w:szCs w:val="22"/>
+          <w:lang w:val="en-GB"/>
+        </w:rPr>
+        <w:t>(6), pp.1907-1916.</w:t>
+      </w:r>
+      <w:r>
+        <w:rPr>
+          <w:rFonts w:eastAsia="Times New Roman" w:cstheme="minorHAnsi"/>
+          <w:sz w:val="22"/>
+          <w:szCs w:val="22"/>
+          <w:lang w:val="en-GB"/>
+        </w:rPr>
+        <w:t xml:space="preserve"> </w:t>
+      </w:r>
+      <w:hyperlink r:id="rId16" w:tgtFrame="_blank" w:tooltip="Persistent link using digital object identifier" w:history="1">
+        <w:r>
+          <w:rPr>
+            <w:rStyle w:val="Hyperlink"/>
+            <w:rFonts w:eastAsia="Times New Roman" w:cstheme="minorHAnsi"/>
+            <w:sz w:val="22"/>
+            <w:szCs w:val="22"/>
+            <w:lang w:val="en-GB"/>
+          </w:rPr>
+          <w:t>https://doi.org/10.1016/j.ekir.2025.04.005</w:t>
+        </w:r>
+      </w:hyperlink>
+    </w:p>
+    <w:p>
+      <w:pPr>
+        <w:pStyle w:val="Bibliography"/>
+        <w:numPr>
+          <w:ilvl w:val="0"/>
+          <w:numId w:val="34"/>
+        </w:numPr>
+        <w:ind w:left="709" w:hanging="349"/>
+        <w:rPr>
+          <w:rFonts w:eastAsia="Times New Roman" w:cstheme="minorHAnsi"/>
+          <w:sz w:val="22"/>
+          <w:szCs w:val="22"/>
+          <w:lang w:val="en-GB"/>
+        </w:rPr>
+      </w:pPr>
+      <w:r>
+        <w:rPr>
+          <w:rFonts w:eastAsia="Times New Roman" w:cstheme="minorHAnsi"/>
+          <w:sz w:val="22"/>
+          <w:szCs w:val="22"/>
+          <w:lang w:val="en-GB"/>
+        </w:rPr>
+        <w:t xml:space="preserve">Vasant DH, Nigam GB, </w:t>
+      </w:r>
+      <w:r>
+        <w:rPr>
+          <w:rFonts w:eastAsia="Times New Roman" w:cstheme="minorHAnsi"/>
+          <w:b/>
+          <w:bCs/>
+          <w:sz w:val="22"/>
+          <w:szCs w:val="22"/>
+          <w:lang w:val="en-GB"/>
+        </w:rPr>
+        <w:t>Bate S,</w:t>
+      </w:r>
+      <w:r>
+        <w:rPr>
+          <w:rFonts w:eastAsia="Times New Roman" w:cstheme="minorHAnsi"/>
+          <w:sz w:val="22"/>
+          <w:szCs w:val="22"/>
+          <w:lang w:val="en-GB"/>
+        </w:rPr>
+        <w:t xml:space="preserve"> Hamdy S, </w:t>
       </w:r>
       <w:proofErr w:type="spellStart"/>
       <w:r>
@@ -1649,47 +2446,25 @@
         </w:rPr>
         <w:t xml:space="preserve"> JK. The prevalence and burden of </w:t>
       </w:r>
-      <w:proofErr w:type="spellStart"/>
-      <w:r>
-        <w:rPr>
-          <w:rFonts w:eastAsia="Times New Roman" w:cstheme="minorHAnsi"/>
-          <w:sz w:val="22"/>
-          <w:szCs w:val="22"/>
-          <w:lang w:val="en-GB"/>
-        </w:rPr>
-        <w:t>rome</w:t>
-      </w:r>
-      <w:proofErr w:type="spellEnd"/>
-      <w:r>
-        <w:rPr>
-          <w:rFonts w:eastAsia="Times New Roman" w:cstheme="minorHAnsi"/>
-          <w:sz w:val="22"/>
-          <w:szCs w:val="22"/>
-          <w:lang w:val="en-GB"/>
-        </w:rPr>
-        <w:t xml:space="preserve"> IV </w:t>
-      </w:r>
-      <w:proofErr w:type="spellStart"/>
-      <w:r>
-        <w:rPr>
-          <w:rFonts w:eastAsia="Times New Roman" w:cstheme="minorHAnsi"/>
-          <w:sz w:val="22"/>
-          <w:szCs w:val="22"/>
-          <w:lang w:val="en-GB"/>
-        </w:rPr>
-        <w:t>faecal</w:t>
-      </w:r>
-      <w:proofErr w:type="spellEnd"/>
-      <w:r>
-        <w:rPr>
-          <w:rFonts w:eastAsia="Times New Roman" w:cstheme="minorHAnsi"/>
-          <w:sz w:val="22"/>
-          <w:szCs w:val="22"/>
-          <w:lang w:val="en-GB"/>
-        </w:rPr>
-        <w:t xml:space="preserve"> incontinence in ulcerative colitis: A cross-sectional study. Alimentary Pharmacology &amp; Therapeutics. 2023;58(1):26-34. doi:</w:t>
-      </w:r>
-      <w:hyperlink r:id="rId13">
+      <w:r>
+        <w:rPr>
+          <w:rFonts w:eastAsia="Times New Roman" w:cstheme="minorHAnsi"/>
+          <w:sz w:val="22"/>
+          <w:szCs w:val="22"/>
+          <w:lang w:val="en-GB"/>
+        </w:rPr>
+        <w:t>R</w:t>
+      </w:r>
+      <w:r>
+        <w:rPr>
+          <w:rFonts w:eastAsia="Times New Roman" w:cstheme="minorHAnsi"/>
+          <w:sz w:val="22"/>
+          <w:szCs w:val="22"/>
+          <w:lang w:val="en-GB"/>
+        </w:rPr>
+        <w:t>ome IV faecal incontinence in ulcerative colitis: A cross-sectional study. Alimentary Pharmacology &amp; Therapeutics. 2023;58(1):26-34. doi:</w:t>
+      </w:r>
+      <w:hyperlink r:id="rId17">
         <w:r>
           <w:rPr>
             <w:rFonts w:eastAsia="Times New Roman" w:cstheme="minorHAnsi"/>
@@ -1698,36 +2473,55 @@
           <w:t>10.1111/apt.17502</w:t>
         </w:r>
       </w:hyperlink>
+      <w:bookmarkStart w:id="4" w:name="ref-oremule2023mobile"/>
+      <w:bookmarkEnd w:id="3"/>
+      <w:r>
+        <w:t xml:space="preserve"> </w:t>
+      </w:r>
     </w:p>
     <w:p>
       <w:pPr>
         <w:pStyle w:val="Bibliography"/>
-        <w:rPr>
-          <w:rFonts w:eastAsia="Times New Roman" w:cstheme="minorHAnsi"/>
-          <w:sz w:val="22"/>
-          <w:szCs w:val="22"/>
-          <w:lang w:val="en-GB"/>
-        </w:rPr>
-      </w:pPr>
-      <w:bookmarkStart w:id="4" w:name="ref-oremule2023mobile"/>
-      <w:bookmarkEnd w:id="3"/>
-      <w:r>
-        <w:rPr>
-          <w:rFonts w:eastAsia="Times New Roman" w:cstheme="minorHAnsi"/>
-          <w:sz w:val="22"/>
-          <w:szCs w:val="22"/>
-          <w:lang w:val="en-GB"/>
-        </w:rPr>
-        <w:t xml:space="preserve">4. </w:t>
-      </w:r>
-      <w:r>
-        <w:rPr>
-          <w:rFonts w:eastAsia="Times New Roman" w:cstheme="minorHAnsi"/>
-          <w:sz w:val="22"/>
-          <w:szCs w:val="22"/>
-          <w:lang w:val="en-GB"/>
-        </w:rPr>
-        <w:tab/>
+        <w:numPr>
+          <w:ilvl w:val="0"/>
+          <w:numId w:val="34"/>
+        </w:numPr>
+        <w:ind w:left="709" w:hanging="349"/>
+        <w:rPr>
+          <w:rFonts w:eastAsia="Times New Roman" w:cstheme="minorHAnsi"/>
+          <w:sz w:val="22"/>
+          <w:szCs w:val="22"/>
+          <w:lang w:val="en-GB"/>
+        </w:rPr>
+      </w:pPr>
+      <w:r>
+        <w:rPr>
+          <w:rFonts w:eastAsia="Times New Roman" w:cstheme="minorHAnsi"/>
+          <w:sz w:val="22"/>
+          <w:szCs w:val="22"/>
+          <w:lang w:val="en-GB"/>
+        </w:rPr>
+        <w:t xml:space="preserve">Nigam, G.B., Limdi, J.K., </w:t>
+      </w:r>
+      <w:r>
+        <w:rPr>
+          <w:rFonts w:eastAsia="Times New Roman" w:cstheme="minorHAnsi"/>
+          <w:b/>
+          <w:bCs/>
+          <w:sz w:val="22"/>
+          <w:szCs w:val="22"/>
+          <w:lang w:val="en-GB"/>
+        </w:rPr>
+        <w:t>Bate, S</w:t>
+      </w:r>
+      <w:r>
+        <w:rPr>
+          <w:rFonts w:eastAsia="Times New Roman" w:cstheme="minorHAnsi"/>
+          <w:sz w:val="22"/>
+          <w:szCs w:val="22"/>
+          <w:lang w:val="en-GB"/>
+        </w:rPr>
+        <w:t xml:space="preserve">., Hamdy, S. and Vasant, D.H., 2024. </w:t>
       </w:r>
       <w:proofErr w:type="spellStart"/>
       <w:r>
@@ -1737,6 +2531,190 @@
           <w:szCs w:val="22"/>
           <w:lang w:val="en-GB"/>
         </w:rPr>
+        <w:t>Fecal</w:t>
+      </w:r>
+      <w:proofErr w:type="spellEnd"/>
+      <w:r>
+        <w:rPr>
+          <w:rFonts w:eastAsia="Times New Roman" w:cstheme="minorHAnsi"/>
+          <w:sz w:val="22"/>
+          <w:szCs w:val="22"/>
+          <w:lang w:val="en-GB"/>
+        </w:rPr>
+        <w:t xml:space="preserve"> urgency in ulcerative colitis: impact on quality of life and psychological well-being in active and inactive disease states. </w:t>
+      </w:r>
+      <w:r>
+        <w:rPr>
+          <w:rFonts w:eastAsia="Times New Roman" w:cstheme="minorHAnsi"/>
+          <w:i/>
+          <w:iCs/>
+          <w:sz w:val="22"/>
+          <w:szCs w:val="22"/>
+          <w:lang w:val="en-GB"/>
+        </w:rPr>
+        <w:t>Clinical Gastroenterology and Hepatology</w:t>
+      </w:r>
+      <w:r>
+        <w:rPr>
+          <w:rFonts w:eastAsia="Times New Roman" w:cstheme="minorHAnsi"/>
+          <w:sz w:val="22"/>
+          <w:szCs w:val="22"/>
+          <w:lang w:val="en-GB"/>
+        </w:rPr>
+        <w:t>, </w:t>
+      </w:r>
+      <w:r>
+        <w:rPr>
+          <w:rFonts w:eastAsia="Times New Roman" w:cstheme="minorHAnsi"/>
+          <w:i/>
+          <w:iCs/>
+          <w:sz w:val="22"/>
+          <w:szCs w:val="22"/>
+          <w:lang w:val="en-GB"/>
+        </w:rPr>
+        <w:t>22</w:t>
+      </w:r>
+      <w:r>
+        <w:rPr>
+          <w:rFonts w:eastAsia="Times New Roman" w:cstheme="minorHAnsi"/>
+          <w:sz w:val="22"/>
+          <w:szCs w:val="22"/>
+          <w:lang w:val="en-GB"/>
+        </w:rPr>
+        <w:t>(8), pp.1731-1733.</w:t>
+      </w:r>
+      <w:r>
+        <w:rPr>
+          <w:rFonts w:eastAsia="Times New Roman" w:cstheme="minorHAnsi"/>
+          <w:sz w:val="22"/>
+          <w:szCs w:val="22"/>
+          <w:lang w:val="en-GB"/>
+        </w:rPr>
+        <w:t xml:space="preserve"> </w:t>
+      </w:r>
+      <w:hyperlink r:id="rId18" w:history="1">
+        <w:r>
+          <w:rPr>
+            <w:rStyle w:val="Hyperlink"/>
+            <w:rFonts w:eastAsia="Times New Roman" w:cstheme="minorHAnsi"/>
+            <w:sz w:val="22"/>
+            <w:szCs w:val="22"/>
+            <w:lang w:val="en-GB"/>
+          </w:rPr>
+          <w:t>https://doi.org/10.1016/j.cgh.2023.12.01</w:t>
+        </w:r>
+      </w:hyperlink>
+    </w:p>
+    <w:p>
+      <w:pPr>
+        <w:pStyle w:val="Bibliography"/>
+        <w:numPr>
+          <w:ilvl w:val="0"/>
+          <w:numId w:val="34"/>
+        </w:numPr>
+        <w:ind w:left="709" w:hanging="349"/>
+        <w:rPr>
+          <w:rFonts w:eastAsia="Times New Roman" w:cstheme="minorHAnsi"/>
+          <w:sz w:val="22"/>
+          <w:szCs w:val="22"/>
+          <w:lang w:val="en-GB"/>
+        </w:rPr>
+      </w:pPr>
+      <w:r>
+        <w:rPr>
+          <w:rFonts w:eastAsia="Times New Roman" w:cstheme="minorHAnsi"/>
+          <w:sz w:val="22"/>
+          <w:szCs w:val="22"/>
+          <w:lang w:val="en-GB"/>
+        </w:rPr>
+        <w:lastRenderedPageBreak/>
+        <w:t>Stewart, J., Warner-Levy, J., Bate, S., McMahon, C., Slade, D. and Bailey, M., 2025. Determinants of adult Ventriculoperitoneal Shunt failure: Insights from a large neurosurgical centre. </w:t>
+      </w:r>
+      <w:r>
+        <w:rPr>
+          <w:rFonts w:eastAsia="Times New Roman" w:cstheme="minorHAnsi"/>
+          <w:i/>
+          <w:iCs/>
+          <w:sz w:val="22"/>
+          <w:szCs w:val="22"/>
+          <w:lang w:val="en-GB"/>
+        </w:rPr>
+        <w:t>Clinical neurology and neurosurgery</w:t>
+      </w:r>
+      <w:r>
+        <w:rPr>
+          <w:rFonts w:eastAsia="Times New Roman" w:cstheme="minorHAnsi"/>
+          <w:sz w:val="22"/>
+          <w:szCs w:val="22"/>
+          <w:lang w:val="en-GB"/>
+        </w:rPr>
+        <w:t>, </w:t>
+      </w:r>
+      <w:r>
+        <w:rPr>
+          <w:rFonts w:eastAsia="Times New Roman" w:cstheme="minorHAnsi"/>
+          <w:i/>
+          <w:iCs/>
+          <w:sz w:val="22"/>
+          <w:szCs w:val="22"/>
+          <w:lang w:val="en-GB"/>
+        </w:rPr>
+        <w:t>256</w:t>
+      </w:r>
+      <w:r>
+        <w:rPr>
+          <w:rFonts w:eastAsia="Times New Roman" w:cstheme="minorHAnsi"/>
+          <w:sz w:val="22"/>
+          <w:szCs w:val="22"/>
+          <w:lang w:val="en-GB"/>
+        </w:rPr>
+        <w:t>, p.109013.</w:t>
+      </w:r>
+      <w:r>
+        <w:rPr>
+          <w:rFonts w:eastAsia="Times New Roman" w:cstheme="minorHAnsi"/>
+          <w:sz w:val="22"/>
+          <w:szCs w:val="22"/>
+          <w:lang w:val="en-GB"/>
+        </w:rPr>
+        <w:t xml:space="preserve"> </w:t>
+      </w:r>
+      <w:hyperlink r:id="rId19" w:tgtFrame="_blank" w:tooltip="Persistent link using digital object identifier" w:history="1">
+        <w:r>
+          <w:rPr>
+            <w:rStyle w:val="Hyperlink"/>
+            <w:rFonts w:eastAsia="Times New Roman" w:cstheme="minorHAnsi"/>
+            <w:sz w:val="22"/>
+            <w:szCs w:val="22"/>
+            <w:lang w:val="en-GB"/>
+          </w:rPr>
+          <w:t>https://doi.org/10.1016/j.clineuro.2025.109013</w:t>
+        </w:r>
+      </w:hyperlink>
+    </w:p>
+    <w:p>
+      <w:pPr>
+        <w:pStyle w:val="Bibliography"/>
+        <w:numPr>
+          <w:ilvl w:val="0"/>
+          <w:numId w:val="34"/>
+        </w:numPr>
+        <w:ind w:left="709" w:hanging="349"/>
+        <w:rPr>
+          <w:rFonts w:eastAsia="Times New Roman" w:cstheme="minorHAnsi"/>
+          <w:sz w:val="22"/>
+          <w:szCs w:val="22"/>
+          <w:lang w:val="en-GB"/>
+        </w:rPr>
+      </w:pPr>
+      <w:proofErr w:type="spellStart"/>
+      <w:r>
+        <w:rPr>
+          <w:rFonts w:eastAsia="Times New Roman" w:cstheme="minorHAnsi"/>
+          <w:sz w:val="22"/>
+          <w:szCs w:val="22"/>
+          <w:lang w:val="en-GB"/>
+        </w:rPr>
         <w:t>Oremule</w:t>
       </w:r>
       <w:proofErr w:type="spellEnd"/>
@@ -1749,7 +2727,7 @@
         </w:rPr>
         <w:t xml:space="preserve"> B, Abbas J, Saunders G, et al. Mobile audiometry for hearing threshold assessment: A systematic review and meta-analysis. Clinical Otolaryngology. Published online 2023. doi:</w:t>
       </w:r>
-      <w:hyperlink r:id="rId14">
+      <w:hyperlink r:id="rId20">
         <w:r>
           <w:rPr>
             <w:rFonts w:eastAsia="Times New Roman" w:cstheme="minorHAnsi"/>
@@ -1758,58 +2736,54 @@
           <w:t>10.1111/coa.14107</w:t>
         </w:r>
       </w:hyperlink>
+      <w:bookmarkStart w:id="5" w:name="ref-CSOM"/>
+      <w:bookmarkEnd w:id="4"/>
     </w:p>
     <w:p>
       <w:pPr>
         <w:pStyle w:val="Bibliography"/>
-        <w:rPr>
-          <w:rFonts w:eastAsia="Times New Roman" w:cstheme="minorHAnsi"/>
-          <w:sz w:val="22"/>
-          <w:szCs w:val="22"/>
-          <w:lang w:val="en-GB"/>
-        </w:rPr>
-      </w:pPr>
-      <w:bookmarkStart w:id="5" w:name="ref-CSOM"/>
-      <w:bookmarkEnd w:id="4"/>
-      <w:r>
-        <w:rPr>
-          <w:rFonts w:eastAsia="Times New Roman" w:cstheme="minorHAnsi"/>
-          <w:sz w:val="22"/>
-          <w:szCs w:val="22"/>
-          <w:lang w:val="en-GB"/>
-        </w:rPr>
-        <w:t xml:space="preserve">5. </w:t>
-      </w:r>
-      <w:r>
-        <w:rPr>
-          <w:rFonts w:eastAsia="Times New Roman" w:cstheme="minorHAnsi"/>
-          <w:sz w:val="22"/>
-          <w:szCs w:val="22"/>
-          <w:lang w:val="en-GB"/>
-        </w:rPr>
-        <w:tab/>
-      </w:r>
-      <w:proofErr w:type="spellStart"/>
-      <w:r>
-        <w:rPr>
-          <w:rFonts w:eastAsia="Times New Roman" w:cstheme="minorHAnsi"/>
-          <w:sz w:val="22"/>
-          <w:szCs w:val="22"/>
-          <w:lang w:val="en-GB"/>
-        </w:rPr>
-        <w:t>Heward</w:t>
-      </w:r>
-      <w:proofErr w:type="spellEnd"/>
-      <w:r>
-        <w:rPr>
-          <w:rFonts w:eastAsia="Times New Roman" w:cstheme="minorHAnsi"/>
-          <w:sz w:val="22"/>
-          <w:szCs w:val="22"/>
-          <w:lang w:val="en-GB"/>
-        </w:rPr>
-        <w:t xml:space="preserve"> E, Saeed H, Bate S, et al. Risk factors associated with the development of chronic suppurative otitis media in children: Systematic review and meta-analysis. Clinical Otolaryngology. Published online 2023. doi:</w:t>
-      </w:r>
-      <w:hyperlink r:id="rId15">
+        <w:numPr>
+          <w:ilvl w:val="0"/>
+          <w:numId w:val="34"/>
+        </w:numPr>
+        <w:ind w:left="709" w:hanging="349"/>
+        <w:rPr>
+          <w:rFonts w:eastAsia="Times New Roman" w:cstheme="minorHAnsi"/>
+          <w:sz w:val="22"/>
+          <w:szCs w:val="22"/>
+          <w:lang w:val="en-GB"/>
+        </w:rPr>
+      </w:pPr>
+      <w:r>
+        <w:rPr>
+          <w:rFonts w:eastAsia="Times New Roman" w:cstheme="minorHAnsi"/>
+          <w:sz w:val="22"/>
+          <w:szCs w:val="22"/>
+          <w:lang w:val="en-GB"/>
+        </w:rPr>
+        <w:t xml:space="preserve">Heward E, Saeed H, </w:t>
+      </w:r>
+      <w:r>
+        <w:rPr>
+          <w:rFonts w:eastAsia="Times New Roman" w:cstheme="minorHAnsi"/>
+          <w:b/>
+          <w:bCs/>
+          <w:sz w:val="22"/>
+          <w:szCs w:val="22"/>
+          <w:lang w:val="en-GB"/>
+        </w:rPr>
+        <w:t>Bate S</w:t>
+      </w:r>
+      <w:r>
+        <w:rPr>
+          <w:rFonts w:eastAsia="Times New Roman" w:cstheme="minorHAnsi"/>
+          <w:sz w:val="22"/>
+          <w:szCs w:val="22"/>
+          <w:lang w:val="en-GB"/>
+        </w:rPr>
+        <w:t>, et al. Risk factors associated with the development of chronic suppurative otitis media in children: Systematic review and meta-analysis. Clinical Otolaryngology. Published online 2023. doi:</w:t>
+      </w:r>
+      <w:hyperlink r:id="rId21">
         <w:r>
           <w:rPr>
             <w:rFonts w:eastAsia="Times New Roman" w:cstheme="minorHAnsi"/>
@@ -1818,39 +2792,74 @@
           <w:t>10.1111/coa.14102</w:t>
         </w:r>
       </w:hyperlink>
+      <w:bookmarkStart w:id="6" w:name="ref-RN259"/>
+      <w:bookmarkEnd w:id="5"/>
     </w:p>
     <w:p>
       <w:pPr>
         <w:pStyle w:val="Bibliography"/>
-        <w:rPr>
-          <w:rFonts w:eastAsia="Times New Roman" w:cstheme="minorHAnsi"/>
-          <w:sz w:val="22"/>
-          <w:szCs w:val="22"/>
-          <w:lang w:val="en-GB"/>
-        </w:rPr>
-      </w:pPr>
-      <w:bookmarkStart w:id="6" w:name="ref-RN259"/>
-      <w:bookmarkEnd w:id="5"/>
-      <w:r>
-        <w:rPr>
-          <w:rFonts w:eastAsia="Times New Roman" w:cstheme="minorHAnsi"/>
-          <w:sz w:val="22"/>
-          <w:szCs w:val="22"/>
-          <w:lang w:val="en-GB"/>
-        </w:rPr>
-        <w:t xml:space="preserve">6. </w:t>
-      </w:r>
-      <w:r>
-        <w:rPr>
-          <w:rFonts w:eastAsia="Times New Roman" w:cstheme="minorHAnsi"/>
-          <w:sz w:val="22"/>
-          <w:szCs w:val="22"/>
-          <w:lang w:val="en-GB"/>
-        </w:rPr>
-        <w:tab/>
-        <w:t>Floyd L, Bate S, Kafagi A, et al. Risk stratification to predict renal survival in anti-GBM disease. Journal of the American Society of Nephrology. 2023;34(3):505-514. doi:</w:t>
-      </w:r>
-      <w:hyperlink r:id="rId16">
+        <w:numPr>
+          <w:ilvl w:val="0"/>
+          <w:numId w:val="34"/>
+        </w:numPr>
+        <w:ind w:left="709" w:hanging="349"/>
+        <w:rPr>
+          <w:rFonts w:eastAsia="Times New Roman" w:cstheme="minorHAnsi"/>
+          <w:sz w:val="22"/>
+          <w:szCs w:val="22"/>
+          <w:lang w:val="en-GB"/>
+        </w:rPr>
+      </w:pPr>
+      <w:r>
+        <w:rPr>
+          <w:rFonts w:eastAsia="Times New Roman" w:cstheme="minorHAnsi"/>
+          <w:sz w:val="22"/>
+          <w:szCs w:val="22"/>
+          <w:lang w:val="en-GB"/>
+        </w:rPr>
+        <w:t xml:space="preserve">Floyd L, </w:t>
+      </w:r>
+      <w:r>
+        <w:rPr>
+          <w:rFonts w:eastAsia="Times New Roman" w:cstheme="minorHAnsi"/>
+          <w:b/>
+          <w:bCs/>
+          <w:sz w:val="22"/>
+          <w:szCs w:val="22"/>
+          <w:lang w:val="en-GB"/>
+        </w:rPr>
+        <w:t>Bate S</w:t>
+      </w:r>
+      <w:r>
+        <w:rPr>
+          <w:rFonts w:eastAsia="Times New Roman" w:cstheme="minorHAnsi"/>
+          <w:sz w:val="22"/>
+          <w:szCs w:val="22"/>
+          <w:lang w:val="en-GB"/>
+        </w:rPr>
+        <w:t xml:space="preserve">, </w:t>
+      </w:r>
+      <w:proofErr w:type="spellStart"/>
+      <w:r>
+        <w:rPr>
+          <w:rFonts w:eastAsia="Times New Roman" w:cstheme="minorHAnsi"/>
+          <w:sz w:val="22"/>
+          <w:szCs w:val="22"/>
+          <w:lang w:val="en-GB"/>
+        </w:rPr>
+        <w:t>Kafagi</w:t>
+      </w:r>
+      <w:proofErr w:type="spellEnd"/>
+      <w:r>
+        <w:rPr>
+          <w:rFonts w:eastAsia="Times New Roman" w:cstheme="minorHAnsi"/>
+          <w:sz w:val="22"/>
+          <w:szCs w:val="22"/>
+          <w:lang w:val="en-GB"/>
+        </w:rPr>
+        <w:t xml:space="preserve"> A, et al. Risk stratification to predict renal survival in anti-GBM disease. Journal of the American Society of Nephrology. 2023;34(3):505-514. doi:</w:t>
+      </w:r>
+      <w:hyperlink r:id="rId22">
         <w:r>
           <w:rPr>
             <w:rFonts w:eastAsia="Times New Roman" w:cstheme="minorHAnsi"/>
@@ -1859,39 +2868,34 @@
           <w:t>10.1681/asn.2022050581</w:t>
         </w:r>
       </w:hyperlink>
+      <w:bookmarkStart w:id="7" w:name="ref-RN246"/>
+      <w:bookmarkEnd w:id="6"/>
     </w:p>
     <w:p>
       <w:pPr>
         <w:pStyle w:val="Bibliography"/>
-        <w:rPr>
-          <w:rFonts w:eastAsia="Times New Roman" w:cstheme="minorHAnsi"/>
-          <w:sz w:val="22"/>
-          <w:szCs w:val="22"/>
-          <w:lang w:val="en-GB"/>
-        </w:rPr>
-      </w:pPr>
-      <w:bookmarkStart w:id="7" w:name="ref-RN246"/>
-      <w:bookmarkEnd w:id="6"/>
-      <w:r>
-        <w:rPr>
-          <w:rFonts w:eastAsia="Times New Roman" w:cstheme="minorHAnsi"/>
-          <w:sz w:val="22"/>
-          <w:szCs w:val="22"/>
-          <w:lang w:val="en-GB"/>
-        </w:rPr>
-        <w:t xml:space="preserve">7. </w:t>
-      </w:r>
-      <w:r>
-        <w:rPr>
-          <w:rFonts w:eastAsia="Times New Roman" w:cstheme="minorHAnsi"/>
-          <w:sz w:val="22"/>
-          <w:szCs w:val="22"/>
-          <w:lang w:val="en-GB"/>
-        </w:rPr>
-        <w:tab/>
+        <w:numPr>
+          <w:ilvl w:val="0"/>
+          <w:numId w:val="34"/>
+        </w:numPr>
+        <w:ind w:left="709" w:hanging="349"/>
+        <w:rPr>
+          <w:rFonts w:eastAsia="Times New Roman" w:cstheme="minorHAnsi"/>
+          <w:sz w:val="22"/>
+          <w:szCs w:val="22"/>
+          <w:lang w:val="en-GB"/>
+        </w:rPr>
+      </w:pPr>
+      <w:r>
+        <w:rPr>
+          <w:rFonts w:eastAsia="Times New Roman" w:cstheme="minorHAnsi"/>
+          <w:sz w:val="22"/>
+          <w:szCs w:val="22"/>
+          <w:lang w:val="en-GB"/>
+        </w:rPr>
         <w:t>Stokes V, Goh KY, Whiting G, et al. External validation of a prediction model for CPAP failure in COVID-19 patients with severe pneumonitis. Critical Care. 2022;26(1):293. doi:</w:t>
       </w:r>
-      <w:hyperlink r:id="rId17">
+      <w:hyperlink r:id="rId23">
         <w:r>
           <w:rPr>
             <w:rFonts w:eastAsia="Times New Roman" w:cstheme="minorHAnsi"/>
@@ -1900,79 +2904,34 @@
           <w:t>10.1186/s13054-022-04144-4</w:t>
         </w:r>
       </w:hyperlink>
+      <w:bookmarkStart w:id="8" w:name="ref-RN106"/>
+      <w:bookmarkEnd w:id="7"/>
     </w:p>
     <w:p>
       <w:pPr>
         <w:pStyle w:val="Bibliography"/>
-        <w:rPr>
-          <w:rFonts w:eastAsia="Times New Roman" w:cstheme="minorHAnsi"/>
-          <w:sz w:val="22"/>
-          <w:szCs w:val="22"/>
-          <w:lang w:val="en-GB"/>
-        </w:rPr>
-      </w:pPr>
-      <w:bookmarkStart w:id="8" w:name="ref-RN106"/>
-      <w:bookmarkEnd w:id="7"/>
-      <w:r>
-        <w:rPr>
-          <w:rFonts w:eastAsia="Times New Roman" w:cstheme="minorHAnsi"/>
-          <w:sz w:val="22"/>
-          <w:szCs w:val="22"/>
-          <w:lang w:val="en-GB"/>
-        </w:rPr>
-        <w:t xml:space="preserve">8. </w:t>
-      </w:r>
-      <w:r>
-        <w:rPr>
-          <w:rFonts w:eastAsia="Times New Roman" w:cstheme="minorHAnsi"/>
-          <w:sz w:val="22"/>
-          <w:szCs w:val="22"/>
-          <w:lang w:val="en-GB"/>
-        </w:rPr>
-        <w:tab/>
-        <w:t xml:space="preserve">Doyle R, Bate S, </w:t>
-      </w:r>
-      <w:proofErr w:type="spellStart"/>
-      <w:r>
-        <w:rPr>
-          <w:rFonts w:eastAsia="Times New Roman" w:cstheme="minorHAnsi"/>
-          <w:sz w:val="22"/>
-          <w:szCs w:val="22"/>
-          <w:lang w:val="en-GB"/>
-        </w:rPr>
-        <w:t>Devenney</w:t>
-      </w:r>
-      <w:proofErr w:type="spellEnd"/>
-      <w:r>
-        <w:rPr>
-          <w:rFonts w:eastAsia="Times New Roman" w:cstheme="minorHAnsi"/>
-          <w:sz w:val="22"/>
-          <w:szCs w:val="22"/>
-          <w:lang w:val="en-GB"/>
-        </w:rPr>
-        <w:t xml:space="preserve"> J, et al. Evaluating the impact of an enhanced triage process on the performance and diagnostic yield of </w:t>
-      </w:r>
-      <w:proofErr w:type="spellStart"/>
-      <w:r>
-        <w:rPr>
-          <w:rFonts w:eastAsia="Times New Roman" w:cstheme="minorHAnsi"/>
-          <w:sz w:val="22"/>
-          <w:szCs w:val="22"/>
-          <w:lang w:val="en-GB"/>
-        </w:rPr>
-        <w:t>oesophageal</w:t>
-      </w:r>
-      <w:proofErr w:type="spellEnd"/>
-      <w:r>
-        <w:rPr>
-          <w:rFonts w:eastAsia="Times New Roman" w:cstheme="minorHAnsi"/>
-          <w:sz w:val="22"/>
-          <w:szCs w:val="22"/>
-          <w:lang w:val="en-GB"/>
-        </w:rPr>
-        <w:t xml:space="preserve"> physiology studies post COVID-19. BMJ Open Gastroenterology. 2021;8(1):e000810. doi:</w:t>
-      </w:r>
-      <w:hyperlink r:id="rId18">
+        <w:numPr>
+          <w:ilvl w:val="0"/>
+          <w:numId w:val="34"/>
+        </w:numPr>
+        <w:ind w:left="709" w:hanging="349"/>
+        <w:rPr>
+          <w:rFonts w:eastAsia="Times New Roman" w:cstheme="minorHAnsi"/>
+          <w:sz w:val="22"/>
+          <w:szCs w:val="22"/>
+          <w:lang w:val="en-GB"/>
+        </w:rPr>
+      </w:pPr>
+      <w:r>
+        <w:rPr>
+          <w:rFonts w:eastAsia="Times New Roman" w:cstheme="minorHAnsi"/>
+          <w:sz w:val="22"/>
+          <w:szCs w:val="22"/>
+          <w:lang w:val="en-GB"/>
+        </w:rPr>
+        <w:t>Doyle R, Bate S, Devenney J, et al. Evaluating the impact of an enhanced triage process on the performance and diagnostic yield of oesophageal physiology studies post COVID-19. BMJ Open Gastroenterology. 2021;8(1):e000810. doi:</w:t>
+      </w:r>
+      <w:hyperlink r:id="rId24">
         <w:r>
           <w:rPr>
             <w:rFonts w:eastAsia="Times New Roman" w:cstheme="minorHAnsi"/>
@@ -2332,6 +3291,14 @@
         </w:rPr>
         <w:t>. Role: Co-Applicant and lead statistician; Manchester University NHS Foundation Trust</w:t>
       </w:r>
+      <w:r>
+        <w:rPr>
+          <w:rFonts w:asciiTheme="minorHAnsi" w:hAnsiTheme="minorHAnsi" w:cs="Arial"/>
+          <w:sz w:val="22"/>
+          <w:szCs w:val="22"/>
+        </w:rPr>
+        <w:t xml:space="preserve"> (ongoing)</w:t>
+      </w:r>
     </w:p>
     <w:p>
       <w:pPr>
@@ -2520,99 +3487,25 @@
           <w:sz w:val="22"/>
           <w:szCs w:val="22"/>
         </w:rPr>
-        <w:t>Since March 2021, I have been r</w:t>
-      </w:r>
-      <w:r>
-        <w:rPr>
-          <w:rFonts w:asciiTheme="minorHAnsi" w:hAnsiTheme="minorHAnsi" w:cs="Arial"/>
-          <w:sz w:val="22"/>
-          <w:szCs w:val="22"/>
-        </w:rPr>
-        <w:t xml:space="preserve">esponsible for providing support to </w:t>
-      </w:r>
-      <w:r>
-        <w:rPr>
-          <w:rFonts w:asciiTheme="minorHAnsi" w:hAnsiTheme="minorHAnsi" w:cs="Arial"/>
-          <w:sz w:val="22"/>
-          <w:szCs w:val="22"/>
-        </w:rPr>
-        <w:t>research-based</w:t>
-      </w:r>
-      <w:r>
-        <w:rPr>
-          <w:rFonts w:asciiTheme="minorHAnsi" w:hAnsiTheme="minorHAnsi" w:cs="Arial"/>
-          <w:sz w:val="22"/>
-          <w:szCs w:val="22"/>
-        </w:rPr>
-        <w:t xml:space="preserve"> studies</w:t>
-      </w:r>
-      <w:r>
-        <w:rPr>
-          <w:rFonts w:asciiTheme="minorHAnsi" w:hAnsiTheme="minorHAnsi" w:cs="Arial"/>
-          <w:sz w:val="22"/>
-          <w:szCs w:val="22"/>
-        </w:rPr>
-        <w:t xml:space="preserve"> where</w:t>
-      </w:r>
-      <w:r>
-        <w:rPr>
-          <w:rFonts w:asciiTheme="minorHAnsi" w:hAnsiTheme="minorHAnsi" w:cs="Arial"/>
-          <w:sz w:val="22"/>
-          <w:szCs w:val="22"/>
-        </w:rPr>
-        <w:t xml:space="preserve"> MFT</w:t>
-      </w:r>
-      <w:r>
-        <w:rPr>
-          <w:rFonts w:asciiTheme="minorHAnsi" w:hAnsiTheme="minorHAnsi" w:cs="Arial"/>
-          <w:sz w:val="22"/>
-          <w:szCs w:val="22"/>
-        </w:rPr>
-        <w:t xml:space="preserve"> collaborates, </w:t>
-      </w:r>
-      <w:proofErr w:type="gramStart"/>
-      <w:r>
-        <w:rPr>
-          <w:rFonts w:asciiTheme="minorHAnsi" w:hAnsiTheme="minorHAnsi" w:cs="Arial"/>
-          <w:sz w:val="22"/>
-          <w:szCs w:val="22"/>
-        </w:rPr>
-        <w:t>sponsors</w:t>
-      </w:r>
-      <w:proofErr w:type="gramEnd"/>
-      <w:r>
-        <w:rPr>
-          <w:rFonts w:asciiTheme="minorHAnsi" w:hAnsiTheme="minorHAnsi" w:cs="Arial"/>
-          <w:sz w:val="22"/>
-          <w:szCs w:val="22"/>
-        </w:rPr>
-        <w:t xml:space="preserve"> or provides participants.</w:t>
-      </w:r>
-      <w:r>
-        <w:rPr>
-          <w:rFonts w:asciiTheme="minorHAnsi" w:hAnsiTheme="minorHAnsi" w:cs="Arial"/>
-          <w:sz w:val="22"/>
-          <w:szCs w:val="22"/>
-        </w:rPr>
-        <w:t xml:space="preserve">  During this period, I have been involved in multiple studies </w:t>
-      </w:r>
-      <w:proofErr w:type="gramStart"/>
-      <w:r>
-        <w:rPr>
-          <w:rFonts w:asciiTheme="minorHAnsi" w:hAnsiTheme="minorHAnsi" w:cs="Arial"/>
-          <w:sz w:val="22"/>
-          <w:szCs w:val="22"/>
-        </w:rPr>
-        <w:t>providing assistance</w:t>
-      </w:r>
-      <w:proofErr w:type="gramEnd"/>
-      <w:r>
-        <w:rPr>
-          <w:rFonts w:asciiTheme="minorHAnsi" w:hAnsiTheme="minorHAnsi" w:cs="Arial"/>
-          <w:sz w:val="22"/>
-          <w:szCs w:val="22"/>
-        </w:rPr>
-        <w:t xml:space="preserve"> from concept and study design, through to analysis and dissemination.  I support all levels of researchers from undergraduate and postgraduate students, through to clinical academics and consultants.</w:t>
+        <w:t>At MMU, I have supported primarily projects in psychology and economics through the CDDR program. I have developed systems for coding dyadic interactions at the ‘</w:t>
+      </w:r>
+      <w:proofErr w:type="spellStart"/>
+      <w:r>
+        <w:rPr>
+          <w:rFonts w:asciiTheme="minorHAnsi" w:hAnsiTheme="minorHAnsi" w:cs="Arial"/>
+          <w:sz w:val="22"/>
+          <w:szCs w:val="22"/>
+        </w:rPr>
+        <w:t>microtime</w:t>
+      </w:r>
+      <w:proofErr w:type="spellEnd"/>
+      <w:r>
+        <w:rPr>
+          <w:rFonts w:asciiTheme="minorHAnsi" w:hAnsiTheme="minorHAnsi" w:cs="Arial"/>
+          <w:sz w:val="22"/>
+          <w:szCs w:val="22"/>
+        </w:rPr>
+        <w:t>’ level.</w:t>
       </w:r>
     </w:p>
     <w:p>
@@ -2638,71 +3531,103 @@
           <w:sz w:val="22"/>
           <w:szCs w:val="22"/>
         </w:rPr>
-        <w:t>I have been r</w:t>
-      </w:r>
-      <w:r>
-        <w:rPr>
-          <w:rFonts w:asciiTheme="minorHAnsi" w:hAnsiTheme="minorHAnsi" w:cs="Arial"/>
-          <w:sz w:val="22"/>
-          <w:szCs w:val="22"/>
-        </w:rPr>
-        <w:t>esponsible for review</w:t>
-      </w:r>
-      <w:r>
-        <w:rPr>
-          <w:rFonts w:asciiTheme="minorHAnsi" w:hAnsiTheme="minorHAnsi" w:cs="Arial"/>
-          <w:sz w:val="22"/>
-          <w:szCs w:val="22"/>
-        </w:rPr>
-        <w:t>ing</w:t>
-      </w:r>
-      <w:r>
-        <w:rPr>
-          <w:rFonts w:asciiTheme="minorHAnsi" w:hAnsiTheme="minorHAnsi" w:cs="Arial"/>
-          <w:sz w:val="22"/>
-          <w:szCs w:val="22"/>
-        </w:rPr>
-        <w:t xml:space="preserve"> </w:t>
-      </w:r>
-      <w:r>
-        <w:rPr>
-          <w:rFonts w:asciiTheme="minorHAnsi" w:hAnsiTheme="minorHAnsi" w:cs="Arial"/>
-          <w:sz w:val="22"/>
-          <w:szCs w:val="22"/>
-        </w:rPr>
-        <w:t xml:space="preserve">the </w:t>
-      </w:r>
-      <w:r>
-        <w:rPr>
-          <w:rFonts w:asciiTheme="minorHAnsi" w:hAnsiTheme="minorHAnsi" w:cs="Arial"/>
-          <w:sz w:val="22"/>
-          <w:szCs w:val="22"/>
-        </w:rPr>
-        <w:t>design, statistical accuracy and overall viability</w:t>
-      </w:r>
-      <w:r>
-        <w:rPr>
-          <w:rFonts w:asciiTheme="minorHAnsi" w:hAnsiTheme="minorHAnsi" w:cs="Arial"/>
-          <w:sz w:val="22"/>
-          <w:szCs w:val="22"/>
-        </w:rPr>
-        <w:t xml:space="preserve"> of </w:t>
-      </w:r>
-      <w:r>
-        <w:rPr>
-          <w:rFonts w:asciiTheme="minorHAnsi" w:hAnsiTheme="minorHAnsi" w:cs="Arial"/>
-          <w:sz w:val="22"/>
-          <w:szCs w:val="22"/>
-        </w:rPr>
-        <w:t>all trust sponsored research protocols prior to ethics submission</w:t>
-      </w:r>
-      <w:r>
-        <w:rPr>
-          <w:rFonts w:asciiTheme="minorHAnsi" w:hAnsiTheme="minorHAnsi" w:cs="Arial"/>
-          <w:sz w:val="22"/>
-          <w:szCs w:val="22"/>
-        </w:rPr>
-        <w:t xml:space="preserve"> in collaboration with senior </w:t>
+        <w:t>At MFT</w:t>
+      </w:r>
+      <w:r>
+        <w:rPr>
+          <w:rFonts w:asciiTheme="minorHAnsi" w:hAnsiTheme="minorHAnsi" w:cs="Arial"/>
+          <w:sz w:val="22"/>
+          <w:szCs w:val="22"/>
+        </w:rPr>
+        <w:t xml:space="preserve">, I </w:t>
+      </w:r>
+      <w:r>
+        <w:rPr>
+          <w:rFonts w:asciiTheme="minorHAnsi" w:hAnsiTheme="minorHAnsi" w:cs="Arial"/>
+          <w:sz w:val="22"/>
+          <w:szCs w:val="22"/>
+        </w:rPr>
+        <w:t xml:space="preserve">was </w:t>
+      </w:r>
+      <w:r>
+        <w:rPr>
+          <w:rFonts w:asciiTheme="minorHAnsi" w:hAnsiTheme="minorHAnsi" w:cs="Arial"/>
+          <w:sz w:val="22"/>
+          <w:szCs w:val="22"/>
+        </w:rPr>
+        <w:t>r</w:t>
+      </w:r>
+      <w:r>
+        <w:rPr>
+          <w:rFonts w:asciiTheme="minorHAnsi" w:hAnsiTheme="minorHAnsi" w:cs="Arial"/>
+          <w:sz w:val="22"/>
+          <w:szCs w:val="22"/>
+        </w:rPr>
+        <w:t xml:space="preserve">esponsible for providing support to </w:t>
+      </w:r>
+      <w:r>
+        <w:rPr>
+          <w:rFonts w:asciiTheme="minorHAnsi" w:hAnsiTheme="minorHAnsi" w:cs="Arial"/>
+          <w:sz w:val="22"/>
+          <w:szCs w:val="22"/>
+        </w:rPr>
+        <w:t>research-based</w:t>
+      </w:r>
+      <w:r>
+        <w:rPr>
+          <w:rFonts w:asciiTheme="minorHAnsi" w:hAnsiTheme="minorHAnsi" w:cs="Arial"/>
+          <w:sz w:val="22"/>
+          <w:szCs w:val="22"/>
+        </w:rPr>
+        <w:t xml:space="preserve"> studies</w:t>
+      </w:r>
+      <w:r>
+        <w:rPr>
+          <w:rFonts w:asciiTheme="minorHAnsi" w:hAnsiTheme="minorHAnsi" w:cs="Arial"/>
+          <w:sz w:val="22"/>
+          <w:szCs w:val="22"/>
+        </w:rPr>
+        <w:t xml:space="preserve"> where</w:t>
+      </w:r>
+      <w:r>
+        <w:rPr>
+          <w:rFonts w:asciiTheme="minorHAnsi" w:hAnsiTheme="minorHAnsi" w:cs="Arial"/>
+          <w:sz w:val="22"/>
+          <w:szCs w:val="22"/>
+        </w:rPr>
+        <w:t xml:space="preserve"> MFT</w:t>
+      </w:r>
+      <w:r>
+        <w:rPr>
+          <w:rFonts w:asciiTheme="minorHAnsi" w:hAnsiTheme="minorHAnsi" w:cs="Arial"/>
+          <w:sz w:val="22"/>
+          <w:szCs w:val="22"/>
+        </w:rPr>
+        <w:t xml:space="preserve"> collaborates, sponsors or provides participants.</w:t>
+      </w:r>
+      <w:r>
+        <w:rPr>
+          <w:rFonts w:asciiTheme="minorHAnsi" w:hAnsiTheme="minorHAnsi" w:cs="Arial"/>
+          <w:sz w:val="22"/>
+          <w:szCs w:val="22"/>
+        </w:rPr>
+        <w:t xml:space="preserve">  During this period, I </w:t>
+      </w:r>
+      <w:r>
+        <w:rPr>
+          <w:rFonts w:asciiTheme="minorHAnsi" w:hAnsiTheme="minorHAnsi" w:cs="Arial"/>
+          <w:sz w:val="22"/>
+          <w:szCs w:val="22"/>
+        </w:rPr>
+        <w:t>was</w:t>
+      </w:r>
+      <w:r>
+        <w:rPr>
+          <w:rFonts w:asciiTheme="minorHAnsi" w:hAnsiTheme="minorHAnsi" w:cs="Arial"/>
+          <w:sz w:val="22"/>
+          <w:szCs w:val="22"/>
+        </w:rPr>
+        <w:t xml:space="preserve"> involved in multiple studies </w:t>
       </w:r>
       <w:proofErr w:type="gramStart"/>
       <w:r>
@@ -2711,9 +3636,33 @@
           <w:sz w:val="22"/>
           <w:szCs w:val="22"/>
         </w:rPr>
-        <w:t>statisticians</w:t>
+        <w:t>providing assistance</w:t>
       </w:r>
       <w:proofErr w:type="gramEnd"/>
+      <w:r>
+        <w:rPr>
+          <w:rFonts w:asciiTheme="minorHAnsi" w:hAnsiTheme="minorHAnsi" w:cs="Arial"/>
+          <w:sz w:val="22"/>
+          <w:szCs w:val="22"/>
+        </w:rPr>
+        <w:t xml:space="preserve"> from concept and study design, through to analysis and dissemination.  I support</w:t>
+      </w:r>
+      <w:r>
+        <w:rPr>
+          <w:rFonts w:asciiTheme="minorHAnsi" w:hAnsiTheme="minorHAnsi" w:cs="Arial"/>
+          <w:sz w:val="22"/>
+          <w:szCs w:val="22"/>
+        </w:rPr>
+        <w:t>ed</w:t>
+      </w:r>
+      <w:r>
+        <w:rPr>
+          <w:rFonts w:asciiTheme="minorHAnsi" w:hAnsiTheme="minorHAnsi" w:cs="Arial"/>
+          <w:sz w:val="22"/>
+          <w:szCs w:val="22"/>
+        </w:rPr>
+        <w:t xml:space="preserve"> all levels of researchers from undergraduate and postgraduate students, through to clinical academics and consultants.</w:t>
+      </w:r>
     </w:p>
     <w:p>
       <w:pPr>
@@ -2738,57 +3687,87 @@
           <w:sz w:val="22"/>
           <w:szCs w:val="22"/>
         </w:rPr>
-        <w:t xml:space="preserve">I have multiple collaborations with clinicians across the whole of MFT and </w:t>
-      </w:r>
-      <w:r>
-        <w:rPr>
-          <w:rFonts w:asciiTheme="minorHAnsi" w:hAnsiTheme="minorHAnsi" w:cs="Arial"/>
-          <w:sz w:val="22"/>
-          <w:szCs w:val="22"/>
-        </w:rPr>
-        <w:t>The University of Manchester</w:t>
-      </w:r>
-      <w:r>
-        <w:rPr>
-          <w:rFonts w:asciiTheme="minorHAnsi" w:hAnsiTheme="minorHAnsi" w:cs="Arial"/>
-          <w:sz w:val="22"/>
-          <w:szCs w:val="22"/>
-        </w:rPr>
-        <w:t>,</w:t>
-      </w:r>
-      <w:r>
-        <w:rPr>
-          <w:rFonts w:asciiTheme="minorHAnsi" w:hAnsiTheme="minorHAnsi" w:cs="Arial"/>
-          <w:sz w:val="22"/>
-          <w:szCs w:val="22"/>
-        </w:rPr>
-        <w:t xml:space="preserve"> including Renal, Critical Care, Gastroenterology, Cardiovascular, Cystic Fibrosis, Respiratory, </w:t>
-      </w:r>
-      <w:proofErr w:type="spellStart"/>
-      <w:r>
-        <w:rPr>
-          <w:rFonts w:asciiTheme="minorHAnsi" w:hAnsiTheme="minorHAnsi" w:cs="Arial"/>
-          <w:sz w:val="22"/>
-          <w:szCs w:val="22"/>
-        </w:rPr>
-        <w:t>Oncogeriatrics</w:t>
-      </w:r>
-      <w:proofErr w:type="spellEnd"/>
-      <w:r>
-        <w:rPr>
-          <w:rFonts w:asciiTheme="minorHAnsi" w:hAnsiTheme="minorHAnsi" w:cs="Arial"/>
-          <w:sz w:val="22"/>
-          <w:szCs w:val="22"/>
-        </w:rPr>
-        <w:t>, Dermatology, Oncoplastic Surgery, Physiotherapy, Maternity, Trauma Care</w:t>
-      </w:r>
-      <w:r>
-        <w:rPr>
-          <w:rFonts w:asciiTheme="minorHAnsi" w:hAnsiTheme="minorHAnsi" w:cs="Arial"/>
-          <w:sz w:val="22"/>
-          <w:szCs w:val="22"/>
-        </w:rPr>
-        <w:t>, ENT.</w:t>
+        <w:t xml:space="preserve">I </w:t>
+      </w:r>
+      <w:r>
+        <w:rPr>
+          <w:rFonts w:asciiTheme="minorHAnsi" w:hAnsiTheme="minorHAnsi" w:cs="Arial"/>
+          <w:sz w:val="22"/>
+          <w:szCs w:val="22"/>
+        </w:rPr>
+        <w:t>was</w:t>
+      </w:r>
+      <w:r>
+        <w:rPr>
+          <w:rFonts w:asciiTheme="minorHAnsi" w:hAnsiTheme="minorHAnsi" w:cs="Arial"/>
+          <w:sz w:val="22"/>
+          <w:szCs w:val="22"/>
+        </w:rPr>
+        <w:t xml:space="preserve"> r</w:t>
+      </w:r>
+      <w:r>
+        <w:rPr>
+          <w:rFonts w:asciiTheme="minorHAnsi" w:hAnsiTheme="minorHAnsi" w:cs="Arial"/>
+          <w:sz w:val="22"/>
+          <w:szCs w:val="22"/>
+        </w:rPr>
+        <w:t>esponsible for review</w:t>
+      </w:r>
+      <w:r>
+        <w:rPr>
+          <w:rFonts w:asciiTheme="minorHAnsi" w:hAnsiTheme="minorHAnsi" w:cs="Arial"/>
+          <w:sz w:val="22"/>
+          <w:szCs w:val="22"/>
+        </w:rPr>
+        <w:t>ing</w:t>
+      </w:r>
+      <w:r>
+        <w:rPr>
+          <w:rFonts w:asciiTheme="minorHAnsi" w:hAnsiTheme="minorHAnsi" w:cs="Arial"/>
+          <w:sz w:val="22"/>
+          <w:szCs w:val="22"/>
+        </w:rPr>
+        <w:t xml:space="preserve"> </w:t>
+      </w:r>
+      <w:r>
+        <w:rPr>
+          <w:rFonts w:asciiTheme="minorHAnsi" w:hAnsiTheme="minorHAnsi" w:cs="Arial"/>
+          <w:sz w:val="22"/>
+          <w:szCs w:val="22"/>
+        </w:rPr>
+        <w:t xml:space="preserve">the </w:t>
+      </w:r>
+      <w:r>
+        <w:rPr>
+          <w:rFonts w:asciiTheme="minorHAnsi" w:hAnsiTheme="minorHAnsi" w:cs="Arial"/>
+          <w:sz w:val="22"/>
+          <w:szCs w:val="22"/>
+        </w:rPr>
+        <w:t>design, statistical accuracy and overall viability</w:t>
+      </w:r>
+      <w:r>
+        <w:rPr>
+          <w:rFonts w:asciiTheme="minorHAnsi" w:hAnsiTheme="minorHAnsi" w:cs="Arial"/>
+          <w:sz w:val="22"/>
+          <w:szCs w:val="22"/>
+        </w:rPr>
+        <w:t xml:space="preserve"> of </w:t>
+      </w:r>
+      <w:r>
+        <w:rPr>
+          <w:rFonts w:asciiTheme="minorHAnsi" w:hAnsiTheme="minorHAnsi" w:cs="Arial"/>
+          <w:sz w:val="22"/>
+          <w:szCs w:val="22"/>
+        </w:rPr>
+        <w:t>all trust sponsored research protocols prior to ethics submission</w:t>
+      </w:r>
+      <w:r>
+        <w:rPr>
+          <w:rFonts w:asciiTheme="minorHAnsi" w:hAnsiTheme="minorHAnsi" w:cs="Arial"/>
+          <w:sz w:val="22"/>
+          <w:szCs w:val="22"/>
+        </w:rPr>
+        <w:t xml:space="preserve"> in collaboration with senior statisticians</w:t>
       </w:r>
     </w:p>
     <w:p>
@@ -2803,6 +3782,82 @@
         <w:adjustRightInd w:val="0"/>
         <w:spacing w:line="276" w:lineRule="auto"/>
         <w:rPr>
+          <w:rFonts w:asciiTheme="minorHAnsi" w:hAnsiTheme="minorHAnsi" w:cs="Arial"/>
+          <w:sz w:val="22"/>
+          <w:szCs w:val="22"/>
+        </w:rPr>
+      </w:pPr>
+      <w:r>
+        <w:rPr>
+          <w:rFonts w:asciiTheme="minorHAnsi" w:hAnsiTheme="minorHAnsi" w:cs="Arial"/>
+          <w:sz w:val="22"/>
+          <w:szCs w:val="22"/>
+        </w:rPr>
+        <w:t xml:space="preserve">I have multiple collaborations with clinicians across the whole of MFT and </w:t>
+      </w:r>
+      <w:r>
+        <w:rPr>
+          <w:rFonts w:asciiTheme="minorHAnsi" w:hAnsiTheme="minorHAnsi" w:cs="Arial"/>
+          <w:sz w:val="22"/>
+          <w:szCs w:val="22"/>
+        </w:rPr>
+        <w:t>The University of Manchester</w:t>
+      </w:r>
+      <w:r>
+        <w:rPr>
+          <w:rFonts w:asciiTheme="minorHAnsi" w:hAnsiTheme="minorHAnsi" w:cs="Arial"/>
+          <w:sz w:val="22"/>
+          <w:szCs w:val="22"/>
+        </w:rPr>
+        <w:t>,</w:t>
+      </w:r>
+      <w:r>
+        <w:rPr>
+          <w:rFonts w:asciiTheme="minorHAnsi" w:hAnsiTheme="minorHAnsi" w:cs="Arial"/>
+          <w:sz w:val="22"/>
+          <w:szCs w:val="22"/>
+        </w:rPr>
+        <w:t xml:space="preserve"> including Renal, Critical Care, Gastroenterology, Cardiovascular, Cystic Fibrosis, Respiratory, </w:t>
+      </w:r>
+      <w:proofErr w:type="spellStart"/>
+      <w:r>
+        <w:rPr>
+          <w:rFonts w:asciiTheme="minorHAnsi" w:hAnsiTheme="minorHAnsi" w:cs="Arial"/>
+          <w:sz w:val="22"/>
+          <w:szCs w:val="22"/>
+        </w:rPr>
+        <w:t>Oncogeriatrics</w:t>
+      </w:r>
+      <w:proofErr w:type="spellEnd"/>
+      <w:r>
+        <w:rPr>
+          <w:rFonts w:asciiTheme="minorHAnsi" w:hAnsiTheme="minorHAnsi" w:cs="Arial"/>
+          <w:sz w:val="22"/>
+          <w:szCs w:val="22"/>
+        </w:rPr>
+        <w:t>, Dermatology, Oncoplastic Surgery, Physiotherapy, Maternity, Trauma Care</w:t>
+      </w:r>
+      <w:r>
+        <w:rPr>
+          <w:rFonts w:asciiTheme="minorHAnsi" w:hAnsiTheme="minorHAnsi" w:cs="Arial"/>
+          <w:sz w:val="22"/>
+          <w:szCs w:val="22"/>
+        </w:rPr>
+        <w:t>, ENT.</w:t>
+      </w:r>
+    </w:p>
+    <w:p>
+      <w:pPr>
+        <w:pStyle w:val="ListParagraph"/>
+        <w:numPr>
+          <w:ilvl w:val="0"/>
+          <w:numId w:val="6"/>
+        </w:numPr>
+        <w:autoSpaceDE w:val="0"/>
+        <w:autoSpaceDN w:val="0"/>
+        <w:adjustRightInd w:val="0"/>
+        <w:spacing w:line="276" w:lineRule="auto"/>
+        <w:rPr>
           <w:rFonts w:asciiTheme="minorHAnsi" w:hAnsiTheme="minorHAnsi" w:cstheme="minorHAnsi"/>
           <w:sz w:val="22"/>
           <w:szCs w:val="22"/>
@@ -3288,6 +4343,7 @@
           <w:sz w:val="22"/>
           <w:szCs w:val="22"/>
         </w:rPr>
+        <w:lastRenderedPageBreak/>
         <w:t>I was responsible for</w:t>
       </w:r>
       <w:r>
@@ -3329,6 +4385,14 @@
           <w:szCs w:val="22"/>
         </w:rPr>
         <w:t>; 22/23</w:t>
+      </w:r>
+      <w:r>
+        <w:rPr>
+          <w:rFonts w:asciiTheme="minorHAnsi" w:hAnsiTheme="minorHAnsi" w:cstheme="minorHAnsi"/>
+          <w:sz w:val="22"/>
+          <w:szCs w:val="22"/>
+        </w:rPr>
+        <w:t>, 24/25</w:t>
       </w:r>
       <w:r>
         <w:rPr>
@@ -3365,8 +4429,23 @@
           <w:sz w:val="22"/>
           <w:szCs w:val="22"/>
         </w:rPr>
-        <w:lastRenderedPageBreak/>
-        <w:t xml:space="preserve">I currently provide support to undergraduate, MSc, MD and PhD students affiliated with MFT, critiquing their proposals and methods. </w:t>
+        <w:t>I provide</w:t>
+      </w:r>
+      <w:r>
+        <w:rPr>
+          <w:rFonts w:asciiTheme="minorHAnsi" w:hAnsiTheme="minorHAnsi" w:cs="Arial"/>
+          <w:sz w:val="22"/>
+          <w:szCs w:val="22"/>
+        </w:rPr>
+        <w:t>d</w:t>
+      </w:r>
+      <w:r>
+        <w:rPr>
+          <w:rFonts w:asciiTheme="minorHAnsi" w:hAnsiTheme="minorHAnsi" w:cs="Arial"/>
+          <w:sz w:val="22"/>
+          <w:szCs w:val="22"/>
+        </w:rPr>
+        <w:t xml:space="preserve"> support to undergraduate, MSc, MD and PhD students affiliated with MFT, critiquing their proposals and methods. </w:t>
       </w:r>
     </w:p>
     <w:p>
@@ -3436,25 +4515,23 @@
           <w:sz w:val="22"/>
           <w:szCs w:val="22"/>
         </w:rPr>
-        <w:t xml:space="preserve">I provide support in concept, design, </w:t>
-      </w:r>
-      <w:proofErr w:type="gramStart"/>
-      <w:r>
-        <w:rPr>
-          <w:rFonts w:asciiTheme="minorHAnsi" w:hAnsiTheme="minorHAnsi" w:cs="Arial"/>
-          <w:sz w:val="22"/>
-          <w:szCs w:val="22"/>
-        </w:rPr>
-        <w:t>analysis</w:t>
-      </w:r>
-      <w:proofErr w:type="gramEnd"/>
-      <w:r>
-        <w:rPr>
-          <w:rFonts w:asciiTheme="minorHAnsi" w:hAnsiTheme="minorHAnsi" w:cs="Arial"/>
-          <w:sz w:val="22"/>
-          <w:szCs w:val="22"/>
-        </w:rPr>
-        <w:t xml:space="preserve"> and dissemination for projects for students who are associated with MFT, predominately </w:t>
+        <w:t>I provide</w:t>
+      </w:r>
+      <w:r>
+        <w:rPr>
+          <w:rFonts w:asciiTheme="minorHAnsi" w:hAnsiTheme="minorHAnsi" w:cs="Arial"/>
+          <w:sz w:val="22"/>
+          <w:szCs w:val="22"/>
+        </w:rPr>
+        <w:t>d</w:t>
+      </w:r>
+      <w:r>
+        <w:rPr>
+          <w:rFonts w:asciiTheme="minorHAnsi" w:hAnsiTheme="minorHAnsi" w:cs="Arial"/>
+          <w:sz w:val="22"/>
+          <w:szCs w:val="22"/>
+        </w:rPr>
+        <w:t xml:space="preserve"> support in concept, design, analysis and dissemination for projects for students who are associated with MFT, predominately </w:t>
       </w:r>
       <w:r>
         <w:rPr>
@@ -3504,25 +4581,7 @@
           <w:sz w:val="22"/>
           <w:szCs w:val="22"/>
         </w:rPr>
-        <w:t xml:space="preserve"> year medical undergraduates, MSc, </w:t>
-      </w:r>
-      <w:proofErr w:type="gramStart"/>
-      <w:r>
-        <w:rPr>
-          <w:rFonts w:asciiTheme="minorHAnsi" w:hAnsiTheme="minorHAnsi" w:cs="Arial"/>
-          <w:sz w:val="22"/>
-          <w:szCs w:val="22"/>
-        </w:rPr>
-        <w:t>MD</w:t>
-      </w:r>
-      <w:proofErr w:type="gramEnd"/>
-      <w:r>
-        <w:rPr>
-          <w:rFonts w:asciiTheme="minorHAnsi" w:hAnsiTheme="minorHAnsi" w:cs="Arial"/>
-          <w:sz w:val="22"/>
-          <w:szCs w:val="22"/>
-        </w:rPr>
-        <w:t xml:space="preserve"> and PhD students.</w:t>
+        <w:t xml:space="preserve"> year medical undergraduates, MSc, MD and PhD students.</w:t>
       </w:r>
     </w:p>
     <w:p>
@@ -3665,7 +4724,6 @@
         </w:rPr>
         <w:t xml:space="preserve"> &amp; </w:t>
       </w:r>
-      <w:proofErr w:type="gramStart"/>
       <w:r>
         <w:rPr>
           <w:rFonts w:asciiTheme="minorHAnsi" w:hAnsiTheme="minorHAnsi" w:cs="Arial"/>
@@ -3674,7 +4732,6 @@
         </w:rPr>
         <w:t>4</w:t>
       </w:r>
-      <w:proofErr w:type="gramEnd"/>
     </w:p>
     <w:p>
       <w:pPr>
@@ -3821,18 +4878,8 @@
           <w:sz w:val="22"/>
           <w:szCs w:val="22"/>
         </w:rPr>
-        <w:t xml:space="preserve">) on critical appraisal and statistical </w:t>
-      </w:r>
-      <w:proofErr w:type="gramStart"/>
-      <w:r>
-        <w:rPr>
-          <w:rFonts w:asciiTheme="minorHAnsi" w:hAnsiTheme="minorHAnsi" w:cs="Arial"/>
-          <w:sz w:val="22"/>
-          <w:szCs w:val="22"/>
-        </w:rPr>
-        <w:t>methodology</w:t>
-      </w:r>
-      <w:proofErr w:type="gramEnd"/>
+        <w:t>) on critical appraisal and statistical methodology</w:t>
+      </w:r>
     </w:p>
     <w:p>
       <w:pPr>
@@ -3869,10 +4916,10 @@
       </w:r>
     </w:p>
     <w:sectPr>
-      <w:headerReference w:type="default" r:id="rId19"/>
-      <w:footerReference w:type="even" r:id="rId20"/>
-      <w:footerReference w:type="default" r:id="rId21"/>
-      <w:footerReference w:type="first" r:id="rId22"/>
+      <w:headerReference w:type="default" r:id="rId25"/>
+      <w:footerReference w:type="even" r:id="rId26"/>
+      <w:footerReference w:type="default" r:id="rId27"/>
+      <w:footerReference w:type="first" r:id="rId28"/>
       <w:pgSz w:w="12240" w:h="15840"/>
       <w:pgMar w:top="1247" w:right="1327" w:bottom="1247" w:left="1418" w:header="720" w:footer="431" w:gutter="0"/>
       <w:pgNumType w:start="1"/>
@@ -3885,7 +4932,7 @@
 </file>
 
 <file path=word/endnotes.xml><?xml version="1.0" encoding="utf-8"?>
-<w:endnotes xmlns:wpc="http://schemas.microsoft.com/office/word/2010/wordprocessingCanvas" xmlns:cx="http://schemas.microsoft.com/office/drawing/2014/chartex" xmlns:cx1="http://schemas.microsoft.com/office/drawing/2015/9/8/chartex" xmlns:cx2="http://schemas.microsoft.com/office/drawing/2015/10/21/chartex" xmlns:cx3="http://schemas.microsoft.com/office/drawing/2016/5/9/chartex" xmlns:cx4="http://schemas.microsoft.com/office/drawing/2016/5/10/chartex" xmlns:cx5="http://schemas.microsoft.com/office/drawing/2016/5/11/chartex" xmlns:cx6="http://schemas.microsoft.com/office/drawing/2016/5/12/chartex" xmlns:cx7="http://schemas.microsoft.com/office/drawing/2016/5/13/chartex" xmlns:cx8="http://schemas.microsoft.com/office/drawing/2016/5/14/chartex" xmlns:mc="http://schemas.openxmlformats.org/markup-compatibility/2006" xmlns:aink="http://schemas.microsoft.com/office/drawing/2016/ink" xmlns:am3d="http://schemas.microsoft.com/office/drawing/2017/model3d" xmlns:o="urn:schemas-microsoft-com:office:office" xmlns:oel="http://schemas.microsoft.com/office/2019/extlst" xmlns:r="http://schemas.openxmlformats.org/officeDocument/2006/relationships" xmlns:m="http://schemas.openxmlformats.org/officeDocument/2006/math" xmlns:v="urn:schemas-microsoft-com:vml" xmlns:wp14="http://schemas.microsoft.com/office/word/2010/wordprocessingDrawing" xmlns:wp="http://schemas.openxmlformats.org/drawingml/2006/wordprocessingDrawing" xmlns:w10="urn:schemas-microsoft-com:office:word" xmlns:w="http://schemas.openxmlformats.org/wordprocessingml/2006/main" xmlns:w14="http://schemas.microsoft.com/office/word/2010/wordml" xmlns:w15="http://schemas.microsoft.com/office/word/2012/wordml" xmlns:w16cex="http://schemas.microsoft.com/office/word/2018/wordml/cex" xmlns:w16cid="http://schemas.microsoft.com/office/word/2016/wordml/cid" xmlns:w16="http://schemas.microsoft.com/office/word/2018/wordml" xmlns:w16sdtdh="http://schemas.microsoft.com/office/word/2020/wordml/sdtdatahash" xmlns:w16se="http://schemas.microsoft.com/office/word/2015/wordml/symex" xmlns:wpg="http://schemas.microsoft.com/office/word/2010/wordprocessingGroup" xmlns:wpi="http://schemas.microsoft.com/office/word/2010/wordprocessingInk" xmlns:wne="http://schemas.microsoft.com/office/word/2006/wordml" xmlns:wps="http://schemas.microsoft.com/office/word/2010/wordprocessingShape" mc:Ignorable="w14 w15 w16se w16cid w16 w16cex w16sdtdh wp14">
+<w:endnotes xmlns:wpc="http://schemas.microsoft.com/office/word/2010/wordprocessingCanvas" xmlns:cx="http://schemas.microsoft.com/office/drawing/2014/chartex" xmlns:cx1="http://schemas.microsoft.com/office/drawing/2015/9/8/chartex" xmlns:cx2="http://schemas.microsoft.com/office/drawing/2015/10/21/chartex" xmlns:cx3="http://schemas.microsoft.com/office/drawing/2016/5/9/chartex" xmlns:cx4="http://schemas.microsoft.com/office/drawing/2016/5/10/chartex" xmlns:cx5="http://schemas.microsoft.com/office/drawing/2016/5/11/chartex" xmlns:cx6="http://schemas.microsoft.com/office/drawing/2016/5/12/chartex" xmlns:cx7="http://schemas.microsoft.com/office/drawing/2016/5/13/chartex" xmlns:cx8="http://schemas.microsoft.com/office/drawing/2016/5/14/chartex" xmlns:mc="http://schemas.openxmlformats.org/markup-compatibility/2006" xmlns:aink="http://schemas.microsoft.com/office/drawing/2016/ink" xmlns:am3d="http://schemas.microsoft.com/office/drawing/2017/model3d" xmlns:o="urn:schemas-microsoft-com:office:office" xmlns:oel="http://schemas.microsoft.com/office/2019/extlst" xmlns:r="http://schemas.openxmlformats.org/officeDocument/2006/relationships" xmlns:m="http://schemas.openxmlformats.org/officeDocument/2006/math" xmlns:v="urn:schemas-microsoft-com:vml" xmlns:wp14="http://schemas.microsoft.com/office/word/2010/wordprocessingDrawing" xmlns:wp="http://schemas.openxmlformats.org/drawingml/2006/wordprocessingDrawing" xmlns:w10="urn:schemas-microsoft-com:office:word" xmlns:w="http://schemas.openxmlformats.org/wordprocessingml/2006/main" xmlns:w14="http://schemas.microsoft.com/office/word/2010/wordml" xmlns:w15="http://schemas.microsoft.com/office/word/2012/wordml" xmlns:w16cei="http://schemas.microsoft.com/office/word/2026/wordml/cei" xmlns:w16cex="http://schemas.microsoft.com/office/word/2018/wordml/cex" xmlns:w16cid="http://schemas.microsoft.com/office/word/2016/wordml/cid" xmlns:w16="http://schemas.microsoft.com/office/word/2018/wordml" xmlns:w16du="http://schemas.microsoft.com/office/word/2023/wordml/word16du" xmlns:w16sdtdh="http://schemas.microsoft.com/office/word/2020/wordml/sdtdatahash" xmlns:w16sdtfl="http://schemas.microsoft.com/office/word/2024/wordml/sdtformatlock" xmlns:w16se="http://schemas.microsoft.com/office/word/2015/wordml/symex" xmlns:wpg="http://schemas.microsoft.com/office/word/2010/wordprocessingGroup" xmlns:wpi="http://schemas.microsoft.com/office/word/2010/wordprocessingInk" xmlns:wne="http://schemas.microsoft.com/office/word/2006/wordml" xmlns:wps="http://schemas.microsoft.com/office/word/2010/wordprocessingShape" mc:Ignorable="w14 w15 w16se w16cid w16 w16cex w16sdtdh w16sdtfl w16du wp14">
   <w:endnote w:type="separator" w:id="-1">
     <w:p>
       <w:r>
@@ -3908,7 +4955,7 @@
 </file>
 
 <file path=word/footer1.xml><?xml version="1.0" encoding="utf-8"?>
-<w:ftr xmlns:wpc="http://schemas.microsoft.com/office/word/2010/wordprocessingCanvas" xmlns:cx="http://schemas.microsoft.com/office/drawing/2014/chartex" xmlns:cx1="http://schemas.microsoft.com/office/drawing/2015/9/8/chartex" xmlns:cx2="http://schemas.microsoft.com/office/drawing/2015/10/21/chartex" xmlns:cx3="http://schemas.microsoft.com/office/drawing/2016/5/9/chartex" xmlns:cx4="http://schemas.microsoft.com/office/drawing/2016/5/10/chartex" xmlns:cx5="http://schemas.microsoft.com/office/drawing/2016/5/11/chartex" xmlns:cx6="http://schemas.microsoft.com/office/drawing/2016/5/12/chartex" xmlns:cx7="http://schemas.microsoft.com/office/drawing/2016/5/13/chartex" xmlns:cx8="http://schemas.microsoft.com/office/drawing/2016/5/14/chartex" xmlns:mc="http://schemas.openxmlformats.org/markup-compatibility/2006" xmlns:aink="http://schemas.microsoft.com/office/drawing/2016/ink" xmlns:am3d="http://schemas.microsoft.com/office/drawing/2017/model3d" xmlns:o="urn:schemas-microsoft-com:office:office" xmlns:oel="http://schemas.microsoft.com/office/2019/extlst" xmlns:r="http://schemas.openxmlformats.org/officeDocument/2006/relationships" xmlns:m="http://schemas.openxmlformats.org/officeDocument/2006/math" xmlns:v="urn:schemas-microsoft-com:vml" xmlns:wp14="http://schemas.microsoft.com/office/word/2010/wordprocessingDrawing" xmlns:wp="http://schemas.openxmlformats.org/drawingml/2006/wordprocessingDrawing" xmlns:w10="urn:schemas-microsoft-com:office:word" xmlns:w="http://schemas.openxmlformats.org/wordprocessingml/2006/main" xmlns:w14="http://schemas.microsoft.com/office/word/2010/wordml" xmlns:w15="http://schemas.microsoft.com/office/word/2012/wordml" xmlns:w16cex="http://schemas.microsoft.com/office/word/2018/wordml/cex" xmlns:w16cid="http://schemas.microsoft.com/office/word/2016/wordml/cid" xmlns:w16="http://schemas.microsoft.com/office/word/2018/wordml" xmlns:w16sdtdh="http://schemas.microsoft.com/office/word/2020/wordml/sdtdatahash" xmlns:w16se="http://schemas.microsoft.com/office/word/2015/wordml/symex" xmlns:wpg="http://schemas.microsoft.com/office/word/2010/wordprocessingGroup" xmlns:wpi="http://schemas.microsoft.com/office/word/2010/wordprocessingInk" xmlns:wne="http://schemas.microsoft.com/office/word/2006/wordml" xmlns:wps="http://schemas.microsoft.com/office/word/2010/wordprocessingShape" mc:Ignorable="w14 w15 w16se w16cid w16 w16cex w16sdtdh wp14">
+<w:ftr xmlns:wpc="http://schemas.microsoft.com/office/word/2010/wordprocessingCanvas" xmlns:cx="http://schemas.microsoft.com/office/drawing/2014/chartex" xmlns:cx1="http://schemas.microsoft.com/office/drawing/2015/9/8/chartex" xmlns:cx2="http://schemas.microsoft.com/office/drawing/2015/10/21/chartex" xmlns:cx3="http://schemas.microsoft.com/office/drawing/2016/5/9/chartex" xmlns:cx4="http://schemas.microsoft.com/office/drawing/2016/5/10/chartex" xmlns:cx5="http://schemas.microsoft.com/office/drawing/2016/5/11/chartex" xmlns:cx6="http://schemas.microsoft.com/office/drawing/2016/5/12/chartex" xmlns:cx7="http://schemas.microsoft.com/office/drawing/2016/5/13/chartex" xmlns:cx8="http://schemas.microsoft.com/office/drawing/2016/5/14/chartex" xmlns:mc="http://schemas.openxmlformats.org/markup-compatibility/2006" xmlns:aink="http://schemas.microsoft.com/office/drawing/2016/ink" xmlns:am3d="http://schemas.microsoft.com/office/drawing/2017/model3d" xmlns:o="urn:schemas-microsoft-com:office:office" xmlns:oel="http://schemas.microsoft.com/office/2019/extlst" xmlns:r="http://schemas.openxmlformats.org/officeDocument/2006/relationships" xmlns:m="http://schemas.openxmlformats.org/officeDocument/2006/math" xmlns:v="urn:schemas-microsoft-com:vml" xmlns:wp14="http://schemas.microsoft.com/office/word/2010/wordprocessingDrawing" xmlns:wp="http://schemas.openxmlformats.org/drawingml/2006/wordprocessingDrawing" xmlns:w10="urn:schemas-microsoft-com:office:word" xmlns:w="http://schemas.openxmlformats.org/wordprocessingml/2006/main" xmlns:w14="http://schemas.microsoft.com/office/word/2010/wordml" xmlns:w15="http://schemas.microsoft.com/office/word/2012/wordml" xmlns:w16cei="http://schemas.microsoft.com/office/word/2026/wordml/cei" xmlns:w16cex="http://schemas.microsoft.com/office/word/2018/wordml/cex" xmlns:w16cid="http://schemas.microsoft.com/office/word/2016/wordml/cid" xmlns:w16="http://schemas.microsoft.com/office/word/2018/wordml" xmlns:w16du="http://schemas.microsoft.com/office/word/2023/wordml/word16du" xmlns:w16sdtdh="http://schemas.microsoft.com/office/word/2020/wordml/sdtdatahash" xmlns:w16sdtfl="http://schemas.microsoft.com/office/word/2024/wordml/sdtformatlock" xmlns:w16se="http://schemas.microsoft.com/office/word/2015/wordml/symex" xmlns:wpg="http://schemas.microsoft.com/office/word/2010/wordprocessingGroup" xmlns:wpi="http://schemas.microsoft.com/office/word/2010/wordprocessingInk" xmlns:wne="http://schemas.microsoft.com/office/word/2006/wordml" xmlns:wps="http://schemas.microsoft.com/office/word/2010/wordprocessingShape" mc:Ignorable="w14 w15 w16se w16cid w16 w16cex w16sdtdh w16sdtfl w16du wp14">
   <w:p>
     <w:pPr>
       <w:pStyle w:val="Footer"/>
@@ -3948,7 +4995,7 @@
 </file>
 
 <file path=word/footer2.xml><?xml version="1.0" encoding="utf-8"?>
-<w:ftr xmlns:wpc="http://schemas.microsoft.com/office/word/2010/wordprocessingCanvas" xmlns:cx="http://schemas.microsoft.com/office/drawing/2014/chartex" xmlns:cx1="http://schemas.microsoft.com/office/drawing/2015/9/8/chartex" xmlns:cx2="http://schemas.microsoft.com/office/drawing/2015/10/21/chartex" xmlns:cx3="http://schemas.microsoft.com/office/drawing/2016/5/9/chartex" xmlns:cx4="http://schemas.microsoft.com/office/drawing/2016/5/10/chartex" xmlns:cx5="http://schemas.microsoft.com/office/drawing/2016/5/11/chartex" xmlns:cx6="http://schemas.microsoft.com/office/drawing/2016/5/12/chartex" xmlns:cx7="http://schemas.microsoft.com/office/drawing/2016/5/13/chartex" xmlns:cx8="http://schemas.microsoft.com/office/drawing/2016/5/14/chartex" xmlns:mc="http://schemas.openxmlformats.org/markup-compatibility/2006" xmlns:aink="http://schemas.microsoft.com/office/drawing/2016/ink" xmlns:am3d="http://schemas.microsoft.com/office/drawing/2017/model3d" xmlns:o="urn:schemas-microsoft-com:office:office" xmlns:oel="http://schemas.microsoft.com/office/2019/extlst" xmlns:r="http://schemas.openxmlformats.org/officeDocument/2006/relationships" xmlns:m="http://schemas.openxmlformats.org/officeDocument/2006/math" xmlns:v="urn:schemas-microsoft-com:vml" xmlns:wp14="http://schemas.microsoft.com/office/word/2010/wordprocessingDrawing" xmlns:wp="http://schemas.openxmlformats.org/drawingml/2006/wordprocessingDrawing" xmlns:w10="urn:schemas-microsoft-com:office:word" xmlns:w="http://schemas.openxmlformats.org/wordprocessingml/2006/main" xmlns:w14="http://schemas.microsoft.com/office/word/2010/wordml" xmlns:w15="http://schemas.microsoft.com/office/word/2012/wordml" xmlns:w16cex="http://schemas.microsoft.com/office/word/2018/wordml/cex" xmlns:w16cid="http://schemas.microsoft.com/office/word/2016/wordml/cid" xmlns:w16="http://schemas.microsoft.com/office/word/2018/wordml" xmlns:w16sdtdh="http://schemas.microsoft.com/office/word/2020/wordml/sdtdatahash" xmlns:w16se="http://schemas.microsoft.com/office/word/2015/wordml/symex" xmlns:wpg="http://schemas.microsoft.com/office/word/2010/wordprocessingGroup" xmlns:wpi="http://schemas.microsoft.com/office/word/2010/wordprocessingInk" xmlns:wne="http://schemas.microsoft.com/office/word/2006/wordml" xmlns:wps="http://schemas.microsoft.com/office/word/2010/wordprocessingShape" mc:Ignorable="w14 w15 w16se w16cid w16 w16cex w16sdtdh wp14">
+<w:ftr xmlns:wpc="http://schemas.microsoft.com/office/word/2010/wordprocessingCanvas" xmlns:cx="http://schemas.microsoft.com/office/drawing/2014/chartex" xmlns:cx1="http://schemas.microsoft.com/office/drawing/2015/9/8/chartex" xmlns:cx2="http://schemas.microsoft.com/office/drawing/2015/10/21/chartex" xmlns:cx3="http://schemas.microsoft.com/office/drawing/2016/5/9/chartex" xmlns:cx4="http://schemas.microsoft.com/office/drawing/2016/5/10/chartex" xmlns:cx5="http://schemas.microsoft.com/office/drawing/2016/5/11/chartex" xmlns:cx6="http://schemas.microsoft.com/office/drawing/2016/5/12/chartex" xmlns:cx7="http://schemas.microsoft.com/office/drawing/2016/5/13/chartex" xmlns:cx8="http://schemas.microsoft.com/office/drawing/2016/5/14/chartex" xmlns:mc="http://schemas.openxmlformats.org/markup-compatibility/2006" xmlns:aink="http://schemas.microsoft.com/office/drawing/2016/ink" xmlns:am3d="http://schemas.microsoft.com/office/drawing/2017/model3d" xmlns:o="urn:schemas-microsoft-com:office:office" xmlns:oel="http://schemas.microsoft.com/office/2019/extlst" xmlns:r="http://schemas.openxmlformats.org/officeDocument/2006/relationships" xmlns:m="http://schemas.openxmlformats.org/officeDocument/2006/math" xmlns:v="urn:schemas-microsoft-com:vml" xmlns:wp14="http://schemas.microsoft.com/office/word/2010/wordprocessingDrawing" xmlns:wp="http://schemas.openxmlformats.org/drawingml/2006/wordprocessingDrawing" xmlns:w10="urn:schemas-microsoft-com:office:word" xmlns:w="http://schemas.openxmlformats.org/wordprocessingml/2006/main" xmlns:w14="http://schemas.microsoft.com/office/word/2010/wordml" xmlns:w15="http://schemas.microsoft.com/office/word/2012/wordml" xmlns:w16cei="http://schemas.microsoft.com/office/word/2026/wordml/cei" xmlns:w16cex="http://schemas.microsoft.com/office/word/2018/wordml/cex" xmlns:w16cid="http://schemas.microsoft.com/office/word/2016/wordml/cid" xmlns:w16="http://schemas.microsoft.com/office/word/2018/wordml" xmlns:w16du="http://schemas.microsoft.com/office/word/2023/wordml/word16du" xmlns:w16sdtdh="http://schemas.microsoft.com/office/word/2020/wordml/sdtdatahash" xmlns:w16sdtfl="http://schemas.microsoft.com/office/word/2024/wordml/sdtformatlock" xmlns:w16se="http://schemas.microsoft.com/office/word/2015/wordml/symex" xmlns:wpg="http://schemas.microsoft.com/office/word/2010/wordprocessingGroup" xmlns:wpi="http://schemas.microsoft.com/office/word/2010/wordprocessingInk" xmlns:wne="http://schemas.microsoft.com/office/word/2006/wordml" xmlns:wps="http://schemas.microsoft.com/office/word/2010/wordprocessingShape" mc:Ignorable="w14 w15 w16se w16cid w16 w16cex w16sdtdh w16sdtfl w16du wp14">
   <w:sdt>
     <w:sdtPr>
       <w:id w:val="1298790667"/>
@@ -4069,7 +5116,7 @@
 </file>
 
 <file path=word/footer3.xml><?xml version="1.0" encoding="utf-8"?>
-<w:ftr xmlns:wpc="http://schemas.microsoft.com/office/word/2010/wordprocessingCanvas" xmlns:cx="http://schemas.microsoft.com/office/drawing/2014/chartex" xmlns:cx1="http://schemas.microsoft.com/office/drawing/2015/9/8/chartex" xmlns:cx2="http://schemas.microsoft.com/office/drawing/2015/10/21/chartex" xmlns:cx3="http://schemas.microsoft.com/office/drawing/2016/5/9/chartex" xmlns:cx4="http://schemas.microsoft.com/office/drawing/2016/5/10/chartex" xmlns:cx5="http://schemas.microsoft.com/office/drawing/2016/5/11/chartex" xmlns:cx6="http://schemas.microsoft.com/office/drawing/2016/5/12/chartex" xmlns:cx7="http://schemas.microsoft.com/office/drawing/2016/5/13/chartex" xmlns:cx8="http://schemas.microsoft.com/office/drawing/2016/5/14/chartex" xmlns:mc="http://schemas.openxmlformats.org/markup-compatibility/2006" xmlns:aink="http://schemas.microsoft.com/office/drawing/2016/ink" xmlns:am3d="http://schemas.microsoft.com/office/drawing/2017/model3d" xmlns:o="urn:schemas-microsoft-com:office:office" xmlns:oel="http://schemas.microsoft.com/office/2019/extlst" xmlns:r="http://schemas.openxmlformats.org/officeDocument/2006/relationships" xmlns:m="http://schemas.openxmlformats.org/officeDocument/2006/math" xmlns:v="urn:schemas-microsoft-com:vml" xmlns:wp14="http://schemas.microsoft.com/office/word/2010/wordprocessingDrawing" xmlns:wp="http://schemas.openxmlformats.org/drawingml/2006/wordprocessingDrawing" xmlns:w10="urn:schemas-microsoft-com:office:word" xmlns:w="http://schemas.openxmlformats.org/wordprocessingml/2006/main" xmlns:w14="http://schemas.microsoft.com/office/word/2010/wordml" xmlns:w15="http://schemas.microsoft.com/office/word/2012/wordml" xmlns:w16cex="http://schemas.microsoft.com/office/word/2018/wordml/cex" xmlns:w16cid="http://schemas.microsoft.com/office/word/2016/wordml/cid" xmlns:w16="http://schemas.microsoft.com/office/word/2018/wordml" xmlns:w16sdtdh="http://schemas.microsoft.com/office/word/2020/wordml/sdtdatahash" xmlns:w16se="http://schemas.microsoft.com/office/word/2015/wordml/symex" xmlns:wpg="http://schemas.microsoft.com/office/word/2010/wordprocessingGroup" xmlns:wpi="http://schemas.microsoft.com/office/word/2010/wordprocessingInk" xmlns:wne="http://schemas.microsoft.com/office/word/2006/wordml" xmlns:wps="http://schemas.microsoft.com/office/word/2010/wordprocessingShape" mc:Ignorable="w14 w15 w16se w16cid w16 w16cex w16sdtdh wp14">
+<w:ftr xmlns:wpc="http://schemas.microsoft.com/office/word/2010/wordprocessingCanvas" xmlns:cx="http://schemas.microsoft.com/office/drawing/2014/chartex" xmlns:cx1="http://schemas.microsoft.com/office/drawing/2015/9/8/chartex" xmlns:cx2="http://schemas.microsoft.com/office/drawing/2015/10/21/chartex" xmlns:cx3="http://schemas.microsoft.com/office/drawing/2016/5/9/chartex" xmlns:cx4="http://schemas.microsoft.com/office/drawing/2016/5/10/chartex" xmlns:cx5="http://schemas.microsoft.com/office/drawing/2016/5/11/chartex" xmlns:cx6="http://schemas.microsoft.com/office/drawing/2016/5/12/chartex" xmlns:cx7="http://schemas.microsoft.com/office/drawing/2016/5/13/chartex" xmlns:cx8="http://schemas.microsoft.com/office/drawing/2016/5/14/chartex" xmlns:mc="http://schemas.openxmlformats.org/markup-compatibility/2006" xmlns:aink="http://schemas.microsoft.com/office/drawing/2016/ink" xmlns:am3d="http://schemas.microsoft.com/office/drawing/2017/model3d" xmlns:o="urn:schemas-microsoft-com:office:office" xmlns:oel="http://schemas.microsoft.com/office/2019/extlst" xmlns:r="http://schemas.openxmlformats.org/officeDocument/2006/relationships" xmlns:m="http://schemas.openxmlformats.org/officeDocument/2006/math" xmlns:v="urn:schemas-microsoft-com:vml" xmlns:wp14="http://schemas.microsoft.com/office/word/2010/wordprocessingDrawing" xmlns:wp="http://schemas.openxmlformats.org/drawingml/2006/wordprocessingDrawing" xmlns:w10="urn:schemas-microsoft-com:office:word" xmlns:w="http://schemas.openxmlformats.org/wordprocessingml/2006/main" xmlns:w14="http://schemas.microsoft.com/office/word/2010/wordml" xmlns:w15="http://schemas.microsoft.com/office/word/2012/wordml" xmlns:w16cei="http://schemas.microsoft.com/office/word/2026/wordml/cei" xmlns:w16cex="http://schemas.microsoft.com/office/word/2018/wordml/cex" xmlns:w16cid="http://schemas.microsoft.com/office/word/2016/wordml/cid" xmlns:w16="http://schemas.microsoft.com/office/word/2018/wordml" xmlns:w16du="http://schemas.microsoft.com/office/word/2023/wordml/word16du" xmlns:w16sdtdh="http://schemas.microsoft.com/office/word/2020/wordml/sdtdatahash" xmlns:w16sdtfl="http://schemas.microsoft.com/office/word/2024/wordml/sdtformatlock" xmlns:w16se="http://schemas.microsoft.com/office/word/2015/wordml/symex" xmlns:wpg="http://schemas.microsoft.com/office/word/2010/wordprocessingGroup" xmlns:wpi="http://schemas.microsoft.com/office/word/2010/wordprocessingInk" xmlns:wne="http://schemas.microsoft.com/office/word/2006/wordml" xmlns:wps="http://schemas.microsoft.com/office/word/2010/wordprocessingShape" mc:Ignorable="w14 w15 w16se w16cid w16 w16cex w16sdtdh w16sdtfl w16du wp14">
   <w:sdt>
     <w:sdtPr>
       <w:id w:val="67245352"/>
@@ -4187,7 +5234,7 @@
 </file>
 
 <file path=word/footnotes.xml><?xml version="1.0" encoding="utf-8"?>
-<w:footnotes xmlns:wpc="http://schemas.microsoft.com/office/word/2010/wordprocessingCanvas" xmlns:cx="http://schemas.microsoft.com/office/drawing/2014/chartex" xmlns:cx1="http://schemas.microsoft.com/office/drawing/2015/9/8/chartex" xmlns:cx2="http://schemas.microsoft.com/office/drawing/2015/10/21/chartex" xmlns:cx3="http://schemas.microsoft.com/office/drawing/2016/5/9/chartex" xmlns:cx4="http://schemas.microsoft.com/office/drawing/2016/5/10/chartex" xmlns:cx5="http://schemas.microsoft.com/office/drawing/2016/5/11/chartex" xmlns:cx6="http://schemas.microsoft.com/office/drawing/2016/5/12/chartex" xmlns:cx7="http://schemas.microsoft.com/office/drawing/2016/5/13/chartex" xmlns:cx8="http://schemas.microsoft.com/office/drawing/2016/5/14/chartex" xmlns:mc="http://schemas.openxmlformats.org/markup-compatibility/2006" xmlns:aink="http://schemas.microsoft.com/office/drawing/2016/ink" xmlns:am3d="http://schemas.microsoft.com/office/drawing/2017/model3d" xmlns:o="urn:schemas-microsoft-com:office:office" xmlns:oel="http://schemas.microsoft.com/office/2019/extlst" xmlns:r="http://schemas.openxmlformats.org/officeDocument/2006/relationships" xmlns:m="http://schemas.openxmlformats.org/officeDocument/2006/math" xmlns:v="urn:schemas-microsoft-com:vml" xmlns:wp14="http://schemas.microsoft.com/office/word/2010/wordprocessingDrawing" xmlns:wp="http://schemas.openxmlformats.org/drawingml/2006/wordprocessingDrawing" xmlns:w10="urn:schemas-microsoft-com:office:word" xmlns:w="http://schemas.openxmlformats.org/wordprocessingml/2006/main" xmlns:w14="http://schemas.microsoft.com/office/word/2010/wordml" xmlns:w15="http://schemas.microsoft.com/office/word/2012/wordml" xmlns:w16cex="http://schemas.microsoft.com/office/word/2018/wordml/cex" xmlns:w16cid="http://schemas.microsoft.com/office/word/2016/wordml/cid" xmlns:w16="http://schemas.microsoft.com/office/word/2018/wordml" xmlns:w16sdtdh="http://schemas.microsoft.com/office/word/2020/wordml/sdtdatahash" xmlns:w16se="http://schemas.microsoft.com/office/word/2015/wordml/symex" xmlns:wpg="http://schemas.microsoft.com/office/word/2010/wordprocessingGroup" xmlns:wpi="http://schemas.microsoft.com/office/word/2010/wordprocessingInk" xmlns:wne="http://schemas.microsoft.com/office/word/2006/wordml" xmlns:wps="http://schemas.microsoft.com/office/word/2010/wordprocessingShape" mc:Ignorable="w14 w15 w16se w16cid w16 w16cex w16sdtdh wp14">
+<w:footnotes xmlns:wpc="http://schemas.microsoft.com/office/word/2010/wordprocessingCanvas" xmlns:cx="http://schemas.microsoft.com/office/drawing/2014/chartex" xmlns:cx1="http://schemas.microsoft.com/office/drawing/2015/9/8/chartex" xmlns:cx2="http://schemas.microsoft.com/office/drawing/2015/10/21/chartex" xmlns:cx3="http://schemas.microsoft.com/office/drawing/2016/5/9/chartex" xmlns:cx4="http://schemas.microsoft.com/office/drawing/2016/5/10/chartex" xmlns:cx5="http://schemas.microsoft.com/office/drawing/2016/5/11/chartex" xmlns:cx6="http://schemas.microsoft.com/office/drawing/2016/5/12/chartex" xmlns:cx7="http://schemas.microsoft.com/office/drawing/2016/5/13/chartex" xmlns:cx8="http://schemas.microsoft.com/office/drawing/2016/5/14/chartex" xmlns:mc="http://schemas.openxmlformats.org/markup-compatibility/2006" xmlns:aink="http://schemas.microsoft.com/office/drawing/2016/ink" xmlns:am3d="http://schemas.microsoft.com/office/drawing/2017/model3d" xmlns:o="urn:schemas-microsoft-com:office:office" xmlns:oel="http://schemas.microsoft.com/office/2019/extlst" xmlns:r="http://schemas.openxmlformats.org/officeDocument/2006/relationships" xmlns:m="http://schemas.openxmlformats.org/officeDocument/2006/math" xmlns:v="urn:schemas-microsoft-com:vml" xmlns:wp14="http://schemas.microsoft.com/office/word/2010/wordprocessingDrawing" xmlns:wp="http://schemas.openxmlformats.org/drawingml/2006/wordprocessingDrawing" xmlns:w10="urn:schemas-microsoft-com:office:word" xmlns:w="http://schemas.openxmlformats.org/wordprocessingml/2006/main" xmlns:w14="http://schemas.microsoft.com/office/word/2010/wordml" xmlns:w15="http://schemas.microsoft.com/office/word/2012/wordml" xmlns:w16cei="http://schemas.microsoft.com/office/word/2026/wordml/cei" xmlns:w16cex="http://schemas.microsoft.com/office/word/2018/wordml/cex" xmlns:w16cid="http://schemas.microsoft.com/office/word/2016/wordml/cid" xmlns:w16="http://schemas.microsoft.com/office/word/2018/wordml" xmlns:w16du="http://schemas.microsoft.com/office/word/2023/wordml/word16du" xmlns:w16sdtdh="http://schemas.microsoft.com/office/word/2020/wordml/sdtdatahash" xmlns:w16sdtfl="http://schemas.microsoft.com/office/word/2024/wordml/sdtformatlock" xmlns:w16se="http://schemas.microsoft.com/office/word/2015/wordml/symex" xmlns:wpg="http://schemas.microsoft.com/office/word/2010/wordprocessingGroup" xmlns:wpi="http://schemas.microsoft.com/office/word/2010/wordprocessingInk" xmlns:wne="http://schemas.microsoft.com/office/word/2006/wordml" xmlns:wps="http://schemas.microsoft.com/office/word/2010/wordprocessingShape" mc:Ignorable="w14 w15 w16se w16cid w16 w16cex w16sdtdh w16sdtfl w16du wp14">
   <w:footnote w:type="separator" w:id="-1">
     <w:p>
       <w:r>
@@ -4210,7 +5257,7 @@
 </file>
 
 <file path=word/header1.xml><?xml version="1.0" encoding="utf-8"?>
-<w:hdr xmlns:wpc="http://schemas.microsoft.com/office/word/2010/wordprocessingCanvas" xmlns:cx="http://schemas.microsoft.com/office/drawing/2014/chartex" xmlns:cx1="http://schemas.microsoft.com/office/drawing/2015/9/8/chartex" xmlns:cx2="http://schemas.microsoft.com/office/drawing/2015/10/21/chartex" xmlns:cx3="http://schemas.microsoft.com/office/drawing/2016/5/9/chartex" xmlns:cx4="http://schemas.microsoft.com/office/drawing/2016/5/10/chartex" xmlns:cx5="http://schemas.microsoft.com/office/drawing/2016/5/11/chartex" xmlns:cx6="http://schemas.microsoft.com/office/drawing/2016/5/12/chartex" xmlns:cx7="http://schemas.microsoft.com/office/drawing/2016/5/13/chartex" xmlns:cx8="http://schemas.microsoft.com/office/drawing/2016/5/14/chartex" xmlns:mc="http://schemas.openxmlformats.org/markup-compatibility/2006" xmlns:aink="http://schemas.microsoft.com/office/drawing/2016/ink" xmlns:am3d="http://schemas.microsoft.com/office/drawing/2017/model3d" xmlns:o="urn:schemas-microsoft-com:office:office" xmlns:oel="http://schemas.microsoft.com/office/2019/extlst" xmlns:r="http://schemas.openxmlformats.org/officeDocument/2006/relationships" xmlns:m="http://schemas.openxmlformats.org/officeDocument/2006/math" xmlns:v="urn:schemas-microsoft-com:vml" xmlns:wp14="http://schemas.microsoft.com/office/word/2010/wordprocessingDrawing" xmlns:wp="http://schemas.openxmlformats.org/drawingml/2006/wordprocessingDrawing" xmlns:w10="urn:schemas-microsoft-com:office:word" xmlns:w="http://schemas.openxmlformats.org/wordprocessingml/2006/main" xmlns:w14="http://schemas.microsoft.com/office/word/2010/wordml" xmlns:w15="http://schemas.microsoft.com/office/word/2012/wordml" xmlns:w16cex="http://schemas.microsoft.com/office/word/2018/wordml/cex" xmlns:w16cid="http://schemas.microsoft.com/office/word/2016/wordml/cid" xmlns:w16="http://schemas.microsoft.com/office/word/2018/wordml" xmlns:w16sdtdh="http://schemas.microsoft.com/office/word/2020/wordml/sdtdatahash" xmlns:w16se="http://schemas.microsoft.com/office/word/2015/wordml/symex" xmlns:wpg="http://schemas.microsoft.com/office/word/2010/wordprocessingGroup" xmlns:wpi="http://schemas.microsoft.com/office/word/2010/wordprocessingInk" xmlns:wne="http://schemas.microsoft.com/office/word/2006/wordml" xmlns:wps="http://schemas.microsoft.com/office/word/2010/wordprocessingShape" mc:Ignorable="w14 w15 w16se w16cid w16 w16cex w16sdtdh wp14">
+<w:hdr xmlns:wpc="http://schemas.microsoft.com/office/word/2010/wordprocessingCanvas" xmlns:cx="http://schemas.microsoft.com/office/drawing/2014/chartex" xmlns:cx1="http://schemas.microsoft.com/office/drawing/2015/9/8/chartex" xmlns:cx2="http://schemas.microsoft.com/office/drawing/2015/10/21/chartex" xmlns:cx3="http://schemas.microsoft.com/office/drawing/2016/5/9/chartex" xmlns:cx4="http://schemas.microsoft.com/office/drawing/2016/5/10/chartex" xmlns:cx5="http://schemas.microsoft.com/office/drawing/2016/5/11/chartex" xmlns:cx6="http://schemas.microsoft.com/office/drawing/2016/5/12/chartex" xmlns:cx7="http://schemas.microsoft.com/office/drawing/2016/5/13/chartex" xmlns:cx8="http://schemas.microsoft.com/office/drawing/2016/5/14/chartex" xmlns:mc="http://schemas.openxmlformats.org/markup-compatibility/2006" xmlns:aink="http://schemas.microsoft.com/office/drawing/2016/ink" xmlns:am3d="http://schemas.microsoft.com/office/drawing/2017/model3d" xmlns:o="urn:schemas-microsoft-com:office:office" xmlns:oel="http://schemas.microsoft.com/office/2019/extlst" xmlns:r="http://schemas.openxmlformats.org/officeDocument/2006/relationships" xmlns:m="http://schemas.openxmlformats.org/officeDocument/2006/math" xmlns:v="urn:schemas-microsoft-com:vml" xmlns:wp14="http://schemas.microsoft.com/office/word/2010/wordprocessingDrawing" xmlns:wp="http://schemas.openxmlformats.org/drawingml/2006/wordprocessingDrawing" xmlns:w10="urn:schemas-microsoft-com:office:word" xmlns:w="http://schemas.openxmlformats.org/wordprocessingml/2006/main" xmlns:w14="http://schemas.microsoft.com/office/word/2010/wordml" xmlns:w15="http://schemas.microsoft.com/office/word/2012/wordml" xmlns:w16cei="http://schemas.microsoft.com/office/word/2026/wordml/cei" xmlns:w16cex="http://schemas.microsoft.com/office/word/2018/wordml/cex" xmlns:w16cid="http://schemas.microsoft.com/office/word/2016/wordml/cid" xmlns:w16="http://schemas.microsoft.com/office/word/2018/wordml" xmlns:w16du="http://schemas.microsoft.com/office/word/2023/wordml/word16du" xmlns:w16sdtdh="http://schemas.microsoft.com/office/word/2020/wordml/sdtdatahash" xmlns:w16sdtfl="http://schemas.microsoft.com/office/word/2024/wordml/sdtformatlock" xmlns:w16se="http://schemas.microsoft.com/office/word/2015/wordml/symex" xmlns:wpg="http://schemas.microsoft.com/office/word/2010/wordprocessingGroup" xmlns:wpi="http://schemas.microsoft.com/office/word/2010/wordprocessingInk" xmlns:wne="http://schemas.microsoft.com/office/word/2006/wordml" xmlns:wps="http://schemas.microsoft.com/office/word/2010/wordprocessingShape" mc:Ignorable="w14 w15 w16se w16cid w16 w16cex w16sdtdh w16sdtfl w16du wp14">
   <w:p>
     <w:pPr>
       <w:pStyle w:val="Header"/>
@@ -4228,7 +5275,7 @@
 </file>
 
 <file path=word/numbering.xml><?xml version="1.0" encoding="utf-8"?>
-<w:numbering xmlns:wpc="http://schemas.microsoft.com/office/word/2010/wordprocessingCanvas" xmlns:cx="http://schemas.microsoft.com/office/drawing/2014/chartex" xmlns:cx1="http://schemas.microsoft.com/office/drawing/2015/9/8/chartex" xmlns:cx2="http://schemas.microsoft.com/office/drawing/2015/10/21/chartex" xmlns:cx3="http://schemas.microsoft.com/office/drawing/2016/5/9/chartex" xmlns:cx4="http://schemas.microsoft.com/office/drawing/2016/5/10/chartex" xmlns:cx5="http://schemas.microsoft.com/office/drawing/2016/5/11/chartex" xmlns:cx6="http://schemas.microsoft.com/office/drawing/2016/5/12/chartex" xmlns:cx7="http://schemas.microsoft.com/office/drawing/2016/5/13/chartex" xmlns:cx8="http://schemas.microsoft.com/office/drawing/2016/5/14/chartex" xmlns:mc="http://schemas.openxmlformats.org/markup-compatibility/2006" xmlns:aink="http://schemas.microsoft.com/office/drawing/2016/ink" xmlns:am3d="http://schemas.microsoft.com/office/drawing/2017/model3d" xmlns:o="urn:schemas-microsoft-com:office:office" xmlns:oel="http://schemas.microsoft.com/office/2019/extlst" xmlns:r="http://schemas.openxmlformats.org/officeDocument/2006/relationships" xmlns:m="http://schemas.openxmlformats.org/officeDocument/2006/math" xmlns:v="urn:schemas-microsoft-com:vml" xmlns:wp14="http://schemas.microsoft.com/office/word/2010/wordprocessingDrawing" xmlns:wp="http://schemas.openxmlformats.org/drawingml/2006/wordprocessingDrawing" xmlns:w10="urn:schemas-microsoft-com:office:word" xmlns:w="http://schemas.openxmlformats.org/wordprocessingml/2006/main" xmlns:w14="http://schemas.microsoft.com/office/word/2010/wordml" xmlns:w15="http://schemas.microsoft.com/office/word/2012/wordml" xmlns:w16cex="http://schemas.microsoft.com/office/word/2018/wordml/cex" xmlns:w16cid="http://schemas.microsoft.com/office/word/2016/wordml/cid" xmlns:w16="http://schemas.microsoft.com/office/word/2018/wordml" xmlns:w16sdtdh="http://schemas.microsoft.com/office/word/2020/wordml/sdtdatahash" xmlns:w16se="http://schemas.microsoft.com/office/word/2015/wordml/symex" xmlns:wpg="http://schemas.microsoft.com/office/word/2010/wordprocessingGroup" xmlns:wpi="http://schemas.microsoft.com/office/word/2010/wordprocessingInk" xmlns:wne="http://schemas.microsoft.com/office/word/2006/wordml" xmlns:wps="http://schemas.microsoft.com/office/word/2010/wordprocessingShape" mc:Ignorable="w14 w15 w16se w16cid w16 w16cex w16sdtdh wp14">
+<w:numbering xmlns:wpc="http://schemas.microsoft.com/office/word/2010/wordprocessingCanvas" xmlns:cx="http://schemas.microsoft.com/office/drawing/2014/chartex" xmlns:cx1="http://schemas.microsoft.com/office/drawing/2015/9/8/chartex" xmlns:cx2="http://schemas.microsoft.com/office/drawing/2015/10/21/chartex" xmlns:cx3="http://schemas.microsoft.com/office/drawing/2016/5/9/chartex" xmlns:cx4="http://schemas.microsoft.com/office/drawing/2016/5/10/chartex" xmlns:cx5="http://schemas.microsoft.com/office/drawing/2016/5/11/chartex" xmlns:cx6="http://schemas.microsoft.com/office/drawing/2016/5/12/chartex" xmlns:cx7="http://schemas.microsoft.com/office/drawing/2016/5/13/chartex" xmlns:cx8="http://schemas.microsoft.com/office/drawing/2016/5/14/chartex" xmlns:mc="http://schemas.openxmlformats.org/markup-compatibility/2006" xmlns:aink="http://schemas.microsoft.com/office/drawing/2016/ink" xmlns:am3d="http://schemas.microsoft.com/office/drawing/2017/model3d" xmlns:o="urn:schemas-microsoft-com:office:office" xmlns:oel="http://schemas.microsoft.com/office/2019/extlst" xmlns:r="http://schemas.openxmlformats.org/officeDocument/2006/relationships" xmlns:m="http://schemas.openxmlformats.org/officeDocument/2006/math" xmlns:v="urn:schemas-microsoft-com:vml" xmlns:wp14="http://schemas.microsoft.com/office/word/2010/wordprocessingDrawing" xmlns:wp="http://schemas.openxmlformats.org/drawingml/2006/wordprocessingDrawing" xmlns:w10="urn:schemas-microsoft-com:office:word" xmlns:w="http://schemas.openxmlformats.org/wordprocessingml/2006/main" xmlns:w14="http://schemas.microsoft.com/office/word/2010/wordml" xmlns:w15="http://schemas.microsoft.com/office/word/2012/wordml" xmlns:w16cei="http://schemas.microsoft.com/office/word/2026/wordml/cei" xmlns:w16cex="http://schemas.microsoft.com/office/word/2018/wordml/cex" xmlns:w16cid="http://schemas.microsoft.com/office/word/2016/wordml/cid" xmlns:w16="http://schemas.microsoft.com/office/word/2018/wordml" xmlns:w16du="http://schemas.microsoft.com/office/word/2023/wordml/word16du" xmlns:w16sdtdh="http://schemas.microsoft.com/office/word/2020/wordml/sdtdatahash" xmlns:w16sdtfl="http://schemas.microsoft.com/office/word/2024/wordml/sdtformatlock" xmlns:w16se="http://schemas.microsoft.com/office/word/2015/wordml/symex" xmlns:wpg="http://schemas.microsoft.com/office/word/2010/wordprocessingGroup" xmlns:wpi="http://schemas.microsoft.com/office/word/2010/wordprocessingInk" xmlns:wne="http://schemas.microsoft.com/office/word/2006/wordml" xmlns:wps="http://schemas.microsoft.com/office/word/2010/wordprocessingShape" mc:Ignorable="w14 w15 w16se w16cid w16 w16cex w16sdtdh w16sdtfl w16du wp14">
   <w:abstractNum w:abstractNumId="0" w15:restartNumberingAfterBreak="0">
     <w:nsid w:val="01D87302"/>
     <w:multiLevelType w:val="hybridMultilevel"/>
@@ -6500,6 +7547,95 @@
     </w:lvl>
   </w:abstractNum>
   <w:abstractNum w:abstractNumId="23" w15:restartNumberingAfterBreak="0">
+    <w:nsid w:val="44FC3C71"/>
+    <w:multiLevelType w:val="hybridMultilevel"/>
+    <w:tmpl w:val="90E0873A"/>
+    <w:lvl w:ilvl="0" w:tplc="7CAE9346">
+      <w:start w:val="1"/>
+      <w:numFmt w:val="decimal"/>
+      <w:lvlText w:val="%1."/>
+      <w:lvlJc w:val="left"/>
+      <w:pPr>
+        <w:ind w:left="1080" w:hanging="720"/>
+      </w:pPr>
+      <w:rPr>
+        <w:rFonts w:hint="default"/>
+      </w:rPr>
+    </w:lvl>
+    <w:lvl w:ilvl="1" w:tplc="08090019" w:tentative="1">
+      <w:start w:val="1"/>
+      <w:numFmt w:val="lowerLetter"/>
+      <w:lvlText w:val="%2."/>
+      <w:lvlJc w:val="left"/>
+      <w:pPr>
+        <w:ind w:left="1440" w:hanging="360"/>
+      </w:pPr>
+    </w:lvl>
+    <w:lvl w:ilvl="2" w:tplc="0809001B" w:tentative="1">
+      <w:start w:val="1"/>
+      <w:numFmt w:val="lowerRoman"/>
+      <w:lvlText w:val="%3."/>
+      <w:lvlJc w:val="right"/>
+      <w:pPr>
+        <w:ind w:left="2160" w:hanging="180"/>
+      </w:pPr>
+    </w:lvl>
+    <w:lvl w:ilvl="3" w:tplc="0809000F" w:tentative="1">
+      <w:start w:val="1"/>
+      <w:numFmt w:val="decimal"/>
+      <w:lvlText w:val="%4."/>
+      <w:lvlJc w:val="left"/>
+      <w:pPr>
+        <w:ind w:left="2880" w:hanging="360"/>
+      </w:pPr>
+    </w:lvl>
+    <w:lvl w:ilvl="4" w:tplc="08090019" w:tentative="1">
+      <w:start w:val="1"/>
+      <w:numFmt w:val="lowerLetter"/>
+      <w:lvlText w:val="%5."/>
+      <w:lvlJc w:val="left"/>
+      <w:pPr>
+        <w:ind w:left="3600" w:hanging="360"/>
+      </w:pPr>
+    </w:lvl>
+    <w:lvl w:ilvl="5" w:tplc="0809001B" w:tentative="1">
+      <w:start w:val="1"/>
+      <w:numFmt w:val="lowerRoman"/>
+      <w:lvlText w:val="%6."/>
+      <w:lvlJc w:val="right"/>
+      <w:pPr>
+        <w:ind w:left="4320" w:hanging="180"/>
+      </w:pPr>
+    </w:lvl>
+    <w:lvl w:ilvl="6" w:tplc="0809000F" w:tentative="1">
+      <w:start w:val="1"/>
+      <w:numFmt w:val="decimal"/>
+      <w:lvlText w:val="%7."/>
+      <w:lvlJc w:val="left"/>
+      <w:pPr>
+        <w:ind w:left="5040" w:hanging="360"/>
+      </w:pPr>
+    </w:lvl>
+    <w:lvl w:ilvl="7" w:tplc="08090019" w:tentative="1">
+      <w:start w:val="1"/>
+      <w:numFmt w:val="lowerLetter"/>
+      <w:lvlText w:val="%8."/>
+      <w:lvlJc w:val="left"/>
+      <w:pPr>
+        <w:ind w:left="5760" w:hanging="360"/>
+      </w:pPr>
+    </w:lvl>
+    <w:lvl w:ilvl="8" w:tplc="0809001B" w:tentative="1">
+      <w:start w:val="1"/>
+      <w:numFmt w:val="lowerRoman"/>
+      <w:lvlText w:val="%9."/>
+      <w:lvlJc w:val="right"/>
+      <w:pPr>
+        <w:ind w:left="6480" w:hanging="180"/>
+      </w:pPr>
+    </w:lvl>
+  </w:abstractNum>
+  <w:abstractNum w:abstractNumId="24" w15:restartNumberingAfterBreak="0">
     <w:nsid w:val="46515D31"/>
     <w:multiLevelType w:val="hybridMultilevel"/>
     <w:tmpl w:val="E10E7428"/>
@@ -6612,7 +7748,7 @@
       </w:rPr>
     </w:lvl>
   </w:abstractNum>
-  <w:abstractNum w:abstractNumId="24" w15:restartNumberingAfterBreak="0">
+  <w:abstractNum w:abstractNumId="25" w15:restartNumberingAfterBreak="0">
     <w:nsid w:val="48BC1E60"/>
     <w:multiLevelType w:val="hybridMultilevel"/>
     <w:tmpl w:val="D4D0C1AA"/>
@@ -6701,7 +7837,7 @@
       </w:pPr>
     </w:lvl>
   </w:abstractNum>
-  <w:abstractNum w:abstractNumId="25" w15:restartNumberingAfterBreak="0">
+  <w:abstractNum w:abstractNumId="26" w15:restartNumberingAfterBreak="0">
     <w:nsid w:val="496B4AFC"/>
     <w:multiLevelType w:val="hybridMultilevel"/>
     <w:tmpl w:val="BB321E6E"/>
@@ -6787,7 +7923,7 @@
       </w:pPr>
     </w:lvl>
   </w:abstractNum>
-  <w:abstractNum w:abstractNumId="26" w15:restartNumberingAfterBreak="0">
+  <w:abstractNum w:abstractNumId="27" w15:restartNumberingAfterBreak="0">
     <w:nsid w:val="5F476802"/>
     <w:multiLevelType w:val="hybridMultilevel"/>
     <w:tmpl w:val="9EEC45E0"/>
@@ -6876,7 +8012,7 @@
       </w:pPr>
     </w:lvl>
   </w:abstractNum>
-  <w:abstractNum w:abstractNumId="27" w15:restartNumberingAfterBreak="0">
+  <w:abstractNum w:abstractNumId="28" w15:restartNumberingAfterBreak="0">
     <w:nsid w:val="676019D5"/>
     <w:multiLevelType w:val="multilevel"/>
     <w:tmpl w:val="5344E50E"/>
@@ -6989,7 +8125,7 @@
       </w:pPr>
     </w:lvl>
   </w:abstractNum>
-  <w:abstractNum w:abstractNumId="28" w15:restartNumberingAfterBreak="0">
+  <w:abstractNum w:abstractNumId="29" w15:restartNumberingAfterBreak="0">
     <w:nsid w:val="687C3593"/>
     <w:multiLevelType w:val="hybridMultilevel"/>
     <w:tmpl w:val="4B24147A"/>
@@ -7078,7 +8214,7 @@
       </w:pPr>
     </w:lvl>
   </w:abstractNum>
-  <w:abstractNum w:abstractNumId="29" w15:restartNumberingAfterBreak="0">
+  <w:abstractNum w:abstractNumId="30" w15:restartNumberingAfterBreak="0">
     <w:nsid w:val="6D1C0EB2"/>
     <w:multiLevelType w:val="hybridMultilevel"/>
     <w:tmpl w:val="05A85CE2"/>
@@ -7164,7 +8300,7 @@
       </w:pPr>
     </w:lvl>
   </w:abstractNum>
-  <w:abstractNum w:abstractNumId="30" w15:restartNumberingAfterBreak="0">
+  <w:abstractNum w:abstractNumId="31" w15:restartNumberingAfterBreak="0">
     <w:nsid w:val="720048DF"/>
     <w:multiLevelType w:val="hybridMultilevel"/>
     <w:tmpl w:val="C032C170"/>
@@ -7277,7 +8413,7 @@
       </w:rPr>
     </w:lvl>
   </w:abstractNum>
-  <w:abstractNum w:abstractNumId="31" w15:restartNumberingAfterBreak="0">
+  <w:abstractNum w:abstractNumId="32" w15:restartNumberingAfterBreak="0">
     <w:nsid w:val="73C92CFD"/>
     <w:multiLevelType w:val="hybridMultilevel"/>
     <w:tmpl w:val="4B24147A"/>
@@ -7366,7 +8502,7 @@
       </w:pPr>
     </w:lvl>
   </w:abstractNum>
-  <w:abstractNum w:abstractNumId="32" w15:restartNumberingAfterBreak="0">
+  <w:abstractNum w:abstractNumId="33" w15:restartNumberingAfterBreak="0">
     <w:nsid w:val="7ADF04DB"/>
     <w:multiLevelType w:val="hybridMultilevel"/>
     <w:tmpl w:val="CD6AFC92"/>
@@ -7489,7 +8625,7 @@
     <w:abstractNumId w:val="2"/>
   </w:num>
   <w:num w:numId="4" w16cid:durableId="1889492167">
-    <w:abstractNumId w:val="29"/>
+    <w:abstractNumId w:val="30"/>
   </w:num>
   <w:num w:numId="5" w16cid:durableId="2014451182">
     <w:abstractNumId w:val="1"/>
@@ -7501,10 +8637,10 @@
     <w:abstractNumId w:val="13"/>
   </w:num>
   <w:num w:numId="8" w16cid:durableId="1409300866">
-    <w:abstractNumId w:val="32"/>
+    <w:abstractNumId w:val="33"/>
   </w:num>
   <w:num w:numId="9" w16cid:durableId="796145964">
-    <w:abstractNumId w:val="30"/>
+    <w:abstractNumId w:val="31"/>
   </w:num>
   <w:num w:numId="10" w16cid:durableId="1915777973">
     <w:abstractNumId w:val="17"/>
@@ -7516,10 +8652,10 @@
     <w:abstractNumId w:val="0"/>
   </w:num>
   <w:num w:numId="13" w16cid:durableId="1513567995">
-    <w:abstractNumId w:val="25"/>
+    <w:abstractNumId w:val="26"/>
   </w:num>
   <w:num w:numId="14" w16cid:durableId="393772680">
-    <w:abstractNumId w:val="23"/>
+    <w:abstractNumId w:val="24"/>
   </w:num>
   <w:num w:numId="15" w16cid:durableId="1403406822">
     <w:abstractNumId w:val="18"/>
@@ -7546,7 +8682,7 @@
     <w:abstractNumId w:val="5"/>
   </w:num>
   <w:num w:numId="23" w16cid:durableId="440952900">
-    <w:abstractNumId w:val="26"/>
+    <w:abstractNumId w:val="27"/>
   </w:num>
   <w:num w:numId="24" w16cid:durableId="1880700235">
     <w:abstractNumId w:val="9"/>
@@ -7558,16 +8694,16 @@
     <w:abstractNumId w:val="7"/>
   </w:num>
   <w:num w:numId="27" w16cid:durableId="506477624">
-    <w:abstractNumId w:val="31"/>
+    <w:abstractNumId w:val="32"/>
   </w:num>
   <w:num w:numId="28" w16cid:durableId="293753732">
-    <w:abstractNumId w:val="24"/>
+    <w:abstractNumId w:val="25"/>
   </w:num>
   <w:num w:numId="29" w16cid:durableId="379717939">
     <w:abstractNumId w:val="11"/>
   </w:num>
   <w:num w:numId="30" w16cid:durableId="1084693241">
-    <w:abstractNumId w:val="27"/>
+    <w:abstractNumId w:val="28"/>
   </w:num>
   <w:num w:numId="31" w16cid:durableId="96369695">
     <w:abstractNumId w:val="22"/>
@@ -7576,14 +8712,17 @@
     <w:abstractNumId w:val="3"/>
   </w:num>
   <w:num w:numId="33" w16cid:durableId="1958641619">
-    <w:abstractNumId w:val="28"/>
+    <w:abstractNumId w:val="29"/>
+  </w:num>
+  <w:num w:numId="34" w16cid:durableId="319233574">
+    <w:abstractNumId w:val="23"/>
   </w:num>
   <w:numIdMacAtCleanup w:val="10"/>
 </w:numbering>
 </file>
 
 <file path=word/styles.xml><?xml version="1.0" encoding="utf-8"?>
-<w:styles xmlns:mc="http://schemas.openxmlformats.org/markup-compatibility/2006" xmlns:r="http://schemas.openxmlformats.org/officeDocument/2006/relationships" xmlns:w="http://schemas.openxmlformats.org/wordprocessingml/2006/main" xmlns:w14="http://schemas.microsoft.com/office/word/2010/wordml" xmlns:w15="http://schemas.microsoft.com/office/word/2012/wordml" xmlns:w16cex="http://schemas.microsoft.com/office/word/2018/wordml/cex" xmlns:w16cid="http://schemas.microsoft.com/office/word/2016/wordml/cid" xmlns:w16="http://schemas.microsoft.com/office/word/2018/wordml" xmlns:w16sdtdh="http://schemas.microsoft.com/office/word/2020/wordml/sdtdatahash" xmlns:w16se="http://schemas.microsoft.com/office/word/2015/wordml/symex" mc:Ignorable="w14 w15 w16se w16cid w16 w16cex w16sdtdh">
+<w:styles xmlns:mc="http://schemas.openxmlformats.org/markup-compatibility/2006" xmlns:r="http://schemas.openxmlformats.org/officeDocument/2006/relationships" xmlns:w="http://schemas.openxmlformats.org/wordprocessingml/2006/main" xmlns:w14="http://schemas.microsoft.com/office/word/2010/wordml" xmlns:w15="http://schemas.microsoft.com/office/word/2012/wordml" xmlns:w16cex="http://schemas.microsoft.com/office/word/2018/wordml/cex" xmlns:w16cid="http://schemas.microsoft.com/office/word/2016/wordml/cid" xmlns:w16="http://schemas.microsoft.com/office/word/2018/wordml" xmlns:w16du="http://schemas.microsoft.com/office/word/2023/wordml/word16du" xmlns:w16sdtdh="http://schemas.microsoft.com/office/word/2020/wordml/sdtdatahash" xmlns:w16sdtfl="http://schemas.microsoft.com/office/word/2024/wordml/sdtformatlock" xmlns:w16se="http://schemas.microsoft.com/office/word/2015/wordml/symex" mc:Ignorable="w14 w15 w16se w16cid w16 w16cex w16sdtdh w16sdtfl w16du">
   <w:docDefaults>
     <w:rPrDefault>
       <w:rPr>
@@ -8109,7 +9248,6 @@
   <w:style w:type="character" w:default="1" w:styleId="DefaultParagraphFont">
     <w:name w:val="Default Paragraph Font"/>
     <w:uiPriority w:val="1"/>
-    <w:semiHidden/>
     <w:unhideWhenUsed/>
   </w:style>
   <w:style w:type="table" w:default="1" w:styleId="TableNormal">
@@ -9076,6 +10214,12 @@
 </file>
 
 <file path=customXml/item1.xml><?xml version="1.0" encoding="utf-8"?>
+<p:properties xmlns:p="http://schemas.microsoft.com/office/2006/metadata/properties" xmlns:xsi="http://www.w3.org/2001/XMLSchema-instance" xmlns:pc="http://schemas.microsoft.com/office/infopath/2007/PartnerControls">
+  <documentManagement/>
+</p:properties>
+</file>
+
+<file path=customXml/item2.xml><?xml version="1.0" encoding="utf-8"?>
 <?mso-contentType ?>
 <FormTemplates xmlns="http://schemas.microsoft.com/sharepoint/v3/contenttype/forms">
   <Display>DocumentLibraryForm</Display>
@@ -9084,17 +10228,7 @@
 </FormTemplates>
 </file>
 
-<file path=customXml/item2.xml><?xml version="1.0" encoding="utf-8"?>
-<p:properties xmlns:p="http://schemas.microsoft.com/office/2006/metadata/properties" xmlns:xsi="http://www.w3.org/2001/XMLSchema-instance" xmlns:pc="http://schemas.microsoft.com/office/infopath/2007/PartnerControls">
-  <documentManagement/>
-</p:properties>
-</file>
-
 <file path=customXml/item3.xml><?xml version="1.0" encoding="utf-8"?>
-<b:Sources xmlns:b="http://schemas.openxmlformats.org/officeDocument/2006/bibliography" xmlns="http://schemas.openxmlformats.org/officeDocument/2006/bibliography" SelectedStyle="\APA.XSL" StyleName="APA Fifth Edition"/>
-</file>
-
-<file path=customXml/item4.xml><?xml version="1.0" encoding="utf-8"?>
 <ct:contentTypeSchema xmlns:ct="http://schemas.microsoft.com/office/2006/metadata/contentType" xmlns:ma="http://schemas.microsoft.com/office/2006/metadata/properties/metaAttributes" ct:_="" ma:_="" ma:contentTypeName="Document" ma:contentTypeID="0x0101005A11FF9653EF404A90505C56ADA67B2A" ma:contentTypeVersion="12" ma:contentTypeDescription="Create a new document." ma:contentTypeScope="" ma:versionID="10ecdfb87dfe57020f53838a1d88055c">
   <xsd:schema xmlns:xsd="http://www.w3.org/2001/XMLSchema" xmlns:xs="http://www.w3.org/2001/XMLSchema" xmlns:p="http://schemas.microsoft.com/office/2006/metadata/properties" xmlns:ns3="b1a5a575-0df9-4496-b5e4-7069afae7dee" xmlns:ns4="f69d4dd8-f6b8-4a65-9885-cc30bbbc63d9" targetNamespace="http://schemas.microsoft.com/office/2006/metadata/properties" ma:root="true" ma:fieldsID="1f1f0c89f516ae461e56c08d1fde3a57" ns3:_="" ns4:_="">
     <xsd:import namespace="b1a5a575-0df9-4496-b5e4-7069afae7dee"/>
@@ -9311,15 +10445,11 @@
 </ct:contentTypeSchema>
 </file>
 
-<file path=customXml/itemProps1.xml><?xml version="1.0" encoding="utf-8"?>
-<ds:datastoreItem xmlns:ds="http://schemas.openxmlformats.org/officeDocument/2006/customXml" ds:itemID="{AFFF7437-85CC-4E4C-94E2-716E3DCC203B}">
-  <ds:schemaRefs>
-    <ds:schemaRef ds:uri="http://schemas.microsoft.com/sharepoint/v3/contenttype/forms"/>
-  </ds:schemaRefs>
-</ds:datastoreItem>
+<file path=customXml/item4.xml><?xml version="1.0" encoding="utf-8"?>
+<b:Sources xmlns:b="http://schemas.openxmlformats.org/officeDocument/2006/bibliography" xmlns="http://schemas.openxmlformats.org/officeDocument/2006/bibliography" SelectedStyle="\APA.XSL" StyleName="APA Fifth Edition"/>
 </file>
 
-<file path=customXml/itemProps2.xml><?xml version="1.0" encoding="utf-8"?>
+<file path=customXml/itemProps1.xml><?xml version="1.0" encoding="utf-8"?>
 <ds:datastoreItem xmlns:ds="http://schemas.openxmlformats.org/officeDocument/2006/customXml" ds:itemID="{369A5BE2-3140-41B1-BA9A-648D40D90F9D}">
   <ds:schemaRefs>
     <ds:schemaRef ds:uri="http://schemas.microsoft.com/office/2006/metadata/properties"/>
@@ -9328,15 +10458,15 @@
 </ds:datastoreItem>
 </file>
 
-<file path=customXml/itemProps3.xml><?xml version="1.0" encoding="utf-8"?>
-<ds:datastoreItem xmlns:ds="http://schemas.openxmlformats.org/officeDocument/2006/customXml" ds:itemID="{A4DDF0BE-9842-47AA-8738-1F623A2C604B}">
+<file path=customXml/itemProps2.xml><?xml version="1.0" encoding="utf-8"?>
+<ds:datastoreItem xmlns:ds="http://schemas.openxmlformats.org/officeDocument/2006/customXml" ds:itemID="{AFFF7437-85CC-4E4C-94E2-716E3DCC203B}">
   <ds:schemaRefs>
-    <ds:schemaRef ds:uri="http://schemas.openxmlformats.org/officeDocument/2006/bibliography"/>
+    <ds:schemaRef ds:uri="http://schemas.microsoft.com/sharepoint/v3/contenttype/forms"/>
   </ds:schemaRefs>
 </ds:datastoreItem>
 </file>
 
-<file path=customXml/itemProps4.xml><?xml version="1.0" encoding="utf-8"?>
+<file path=customXml/itemProps3.xml><?xml version="1.0" encoding="utf-8"?>
 <ds:datastoreItem xmlns:ds="http://schemas.openxmlformats.org/officeDocument/2006/customXml" ds:itemID="{10F91107-C286-4E86-8374-E7BECE7C15B9}">
   <ds:schemaRefs>
     <ds:schemaRef ds:uri="http://schemas.microsoft.com/office/2006/metadata/contentType"/>
@@ -9353,4 +10483,12 @@
     <ds:schemaRef ds:uri="http://schemas.microsoft.com/internal/obd"/>
   </ds:schemaRefs>
 </ds:datastoreItem>
+</file>
+
+<file path=customXml/itemProps4.xml><?xml version="1.0" encoding="utf-8"?>
+<ds:datastoreItem xmlns:ds="http://schemas.openxmlformats.org/officeDocument/2006/customXml" ds:itemID="{A4DDF0BE-9842-47AA-8738-1F623A2C604B}">
+  <ds:schemaRefs>
+    <ds:schemaRef ds:uri="http://schemas.openxmlformats.org/officeDocument/2006/bibliography"/>
+  </ds:schemaRefs>
+</ds:datastoreItem>
 </file>